--- a/docs/levels/Уровень 9 (сетка 9×9).docx
+++ b/docs/levels/Уровень 9 (сетка 9×9).docx
@@ -22,7 +22,7 @@
     </w:p>
     <w:p>
       <w:r>
-        <w:t xml:space="preserve">Поле: 9×9 = 81 клеток. На поле два объекта (① и ②); каждый ход объявляется для одного из них.</w:t>
+        <w:t xml:space="preserve">Поле: 9×9 = 81 клетка. На поле два объекта (① и ②); каждый ход объявляется для одного из них.</w:t>
       </w:r>
     </w:p>
     <w:p>
@@ -81,6 +81,7 @@
     </w:p>
     <w:tbl>
       <w:tblPr>
+        <w:tblW w:w="0" w:type="auto"/>
         <w:tblBorders>
           <w:top w:val="single" w:sz="4" w:space="0" w:color="808080"/>
           <w:left w:val="single" w:sz="4" w:space="0" w:color="808080"/>
@@ -89,10 +90,25 @@
           <w:insideH w:val="single" w:sz="4" w:space="0" w:color="808080"/>
           <w:insideV w:val="single" w:sz="4" w:space="0" w:color="808080"/>
         </w:tblBorders>
+        <w:tblLayout w:type="autofit"/>
       </w:tblPr>
-      <w:tr>
-        <w:tc>
-          <w:tcPr/>
+      <w:tblGrid>
+        <w:gridCol w:w="936"/>
+        <w:gridCol w:w="936"/>
+        <w:gridCol w:w="936"/>
+        <w:gridCol w:w="936"/>
+        <w:gridCol w:w="936"/>
+        <w:gridCol w:w="936"/>
+        <w:gridCol w:w="936"/>
+        <w:gridCol w:w="936"/>
+        <w:gridCol w:w="936"/>
+        <w:gridCol w:w="936"/>
+      </w:tblGrid>
+      <w:tr>
+        <w:tc>
+          <w:tcPr>
+            <w:tcW w:w="936" w:type="dxa"/>
+          </w:tcPr>
           <w:p>
             <w:r>
               <w:t xml:space="preserve"/>
@@ -100,7 +116,9 @@
           </w:p>
         </w:tc>
         <w:tc>
-          <w:tcPr/>
+          <w:tcPr>
+            <w:tcW w:w="936" w:type="dxa"/>
+          </w:tcPr>
           <w:p>
             <w:r>
               <w:t xml:space="preserve">Ст. 1</w:t>
@@ -108,7 +126,9 @@
           </w:p>
         </w:tc>
         <w:tc>
-          <w:tcPr/>
+          <w:tcPr>
+            <w:tcW w:w="936" w:type="dxa"/>
+          </w:tcPr>
           <w:p>
             <w:r>
               <w:t xml:space="preserve">Ст. 2</w:t>
@@ -116,7 +136,9 @@
           </w:p>
         </w:tc>
         <w:tc>
-          <w:tcPr/>
+          <w:tcPr>
+            <w:tcW w:w="936" w:type="dxa"/>
+          </w:tcPr>
           <w:p>
             <w:r>
               <w:t xml:space="preserve">Ст. 3</w:t>
@@ -124,7 +146,9 @@
           </w:p>
         </w:tc>
         <w:tc>
-          <w:tcPr/>
+          <w:tcPr>
+            <w:tcW w:w="936" w:type="dxa"/>
+          </w:tcPr>
           <w:p>
             <w:r>
               <w:t xml:space="preserve">Ст. 4</w:t>
@@ -132,7 +156,9 @@
           </w:p>
         </w:tc>
         <w:tc>
-          <w:tcPr/>
+          <w:tcPr>
+            <w:tcW w:w="936" w:type="dxa"/>
+          </w:tcPr>
           <w:p>
             <w:r>
               <w:t xml:space="preserve">Ст. 5</w:t>
@@ -140,7 +166,9 @@
           </w:p>
         </w:tc>
         <w:tc>
-          <w:tcPr/>
+          <w:tcPr>
+            <w:tcW w:w="936" w:type="dxa"/>
+          </w:tcPr>
           <w:p>
             <w:r>
               <w:t xml:space="preserve">Ст. 6</w:t>
@@ -148,7 +176,9 @@
           </w:p>
         </w:tc>
         <w:tc>
-          <w:tcPr/>
+          <w:tcPr>
+            <w:tcW w:w="936" w:type="dxa"/>
+          </w:tcPr>
           <w:p>
             <w:r>
               <w:t xml:space="preserve">Ст. 7</w:t>
@@ -156,7 +186,9 @@
           </w:p>
         </w:tc>
         <w:tc>
-          <w:tcPr/>
+          <w:tcPr>
+            <w:tcW w:w="936" w:type="dxa"/>
+          </w:tcPr>
           <w:p>
             <w:r>
               <w:t xml:space="preserve">Ст. 8</w:t>
@@ -164,7 +196,9 @@
           </w:p>
         </w:tc>
         <w:tc>
-          <w:tcPr/>
+          <w:tcPr>
+            <w:tcW w:w="936" w:type="dxa"/>
+          </w:tcPr>
           <w:p>
             <w:r>
               <w:t xml:space="preserve">Ст. 9</w:t>
@@ -174,7 +208,9 @@
       </w:tr>
       <w:tr>
         <w:tc>
-          <w:tcPr/>
+          <w:tcPr>
+            <w:tcW w:w="936" w:type="dxa"/>
+          </w:tcPr>
           <w:p>
             <w:r>
               <w:t xml:space="preserve">Строка 1</w:t>
@@ -182,7 +218,9 @@
           </w:p>
         </w:tc>
         <w:tc>
-          <w:tcPr/>
+          <w:tcPr>
+            <w:tcW w:w="936" w:type="dxa"/>
+          </w:tcPr>
           <w:p>
             <w:r>
               <w:t xml:space="preserve">11</w:t>
@@ -190,7 +228,9 @@
           </w:p>
         </w:tc>
         <w:tc>
-          <w:tcPr/>
+          <w:tcPr>
+            <w:tcW w:w="936" w:type="dxa"/>
+          </w:tcPr>
           <w:p>
             <w:r>
               <w:t xml:space="preserve">21</w:t>
@@ -198,7 +238,9 @@
           </w:p>
         </w:tc>
         <w:tc>
-          <w:tcPr/>
+          <w:tcPr>
+            <w:tcW w:w="936" w:type="dxa"/>
+          </w:tcPr>
           <w:p>
             <w:r>
               <w:t xml:space="preserve">31</w:t>
@@ -206,7 +248,9 @@
           </w:p>
         </w:tc>
         <w:tc>
-          <w:tcPr/>
+          <w:tcPr>
+            <w:tcW w:w="936" w:type="dxa"/>
+          </w:tcPr>
           <w:p>
             <w:r>
               <w:t xml:space="preserve">41</w:t>
@@ -214,7 +258,9 @@
           </w:p>
         </w:tc>
         <w:tc>
-          <w:tcPr/>
+          <w:tcPr>
+            <w:tcW w:w="936" w:type="dxa"/>
+          </w:tcPr>
           <w:p>
             <w:r>
               <w:t xml:space="preserve">51</w:t>
@@ -222,7 +268,9 @@
           </w:p>
         </w:tc>
         <w:tc>
-          <w:tcPr/>
+          <w:tcPr>
+            <w:tcW w:w="936" w:type="dxa"/>
+          </w:tcPr>
           <w:p>
             <w:r>
               <w:t xml:space="preserve">61</w:t>
@@ -230,7 +278,9 @@
           </w:p>
         </w:tc>
         <w:tc>
-          <w:tcPr/>
+          <w:tcPr>
+            <w:tcW w:w="936" w:type="dxa"/>
+          </w:tcPr>
           <w:p>
             <w:r>
               <w:t xml:space="preserve">71</w:t>
@@ -238,7 +288,9 @@
           </w:p>
         </w:tc>
         <w:tc>
-          <w:tcPr/>
+          <w:tcPr>
+            <w:tcW w:w="936" w:type="dxa"/>
+          </w:tcPr>
           <w:p>
             <w:r>
               <w:t xml:space="preserve">81</w:t>
@@ -246,7 +298,9 @@
           </w:p>
         </w:tc>
         <w:tc>
-          <w:tcPr/>
+          <w:tcPr>
+            <w:tcW w:w="936" w:type="dxa"/>
+          </w:tcPr>
           <w:p>
             <w:r>
               <w:t xml:space="preserve">91</w:t>
@@ -256,7 +310,9 @@
       </w:tr>
       <w:tr>
         <w:tc>
-          <w:tcPr/>
+          <w:tcPr>
+            <w:tcW w:w="936" w:type="dxa"/>
+          </w:tcPr>
           <w:p>
             <w:r>
               <w:t xml:space="preserve">Строка 2</w:t>
@@ -264,7 +320,9 @@
           </w:p>
         </w:tc>
         <w:tc>
-          <w:tcPr/>
+          <w:tcPr>
+            <w:tcW w:w="936" w:type="dxa"/>
+          </w:tcPr>
           <w:p>
             <w:r>
               <w:t xml:space="preserve">12</w:t>
@@ -272,7 +330,9 @@
           </w:p>
         </w:tc>
         <w:tc>
-          <w:tcPr/>
+          <w:tcPr>
+            <w:tcW w:w="936" w:type="dxa"/>
+          </w:tcPr>
           <w:p>
             <w:r>
               <w:t xml:space="preserve">22</w:t>
@@ -280,7 +340,9 @@
           </w:p>
         </w:tc>
         <w:tc>
-          <w:tcPr/>
+          <w:tcPr>
+            <w:tcW w:w="936" w:type="dxa"/>
+          </w:tcPr>
           <w:p>
             <w:r>
               <w:t xml:space="preserve">32</w:t>
@@ -288,7 +350,9 @@
           </w:p>
         </w:tc>
         <w:tc>
-          <w:tcPr/>
+          <w:tcPr>
+            <w:tcW w:w="936" w:type="dxa"/>
+          </w:tcPr>
           <w:p>
             <w:r>
               <w:t xml:space="preserve">42</w:t>
@@ -296,7 +360,9 @@
           </w:p>
         </w:tc>
         <w:tc>
-          <w:tcPr/>
+          <w:tcPr>
+            <w:tcW w:w="936" w:type="dxa"/>
+          </w:tcPr>
           <w:p>
             <w:r>
               <w:t xml:space="preserve">52</w:t>
@@ -304,7 +370,9 @@
           </w:p>
         </w:tc>
         <w:tc>
-          <w:tcPr/>
+          <w:tcPr>
+            <w:tcW w:w="936" w:type="dxa"/>
+          </w:tcPr>
           <w:p>
             <w:r>
               <w:t xml:space="preserve">62</w:t>
@@ -312,7 +380,9 @@
           </w:p>
         </w:tc>
         <w:tc>
-          <w:tcPr/>
+          <w:tcPr>
+            <w:tcW w:w="936" w:type="dxa"/>
+          </w:tcPr>
           <w:p>
             <w:r>
               <w:t xml:space="preserve">72</w:t>
@@ -320,7 +390,9 @@
           </w:p>
         </w:tc>
         <w:tc>
-          <w:tcPr/>
+          <w:tcPr>
+            <w:tcW w:w="936" w:type="dxa"/>
+          </w:tcPr>
           <w:p>
             <w:r>
               <w:t xml:space="preserve">82</w:t>
@@ -328,7 +400,9 @@
           </w:p>
         </w:tc>
         <w:tc>
-          <w:tcPr/>
+          <w:tcPr>
+            <w:tcW w:w="936" w:type="dxa"/>
+          </w:tcPr>
           <w:p>
             <w:r>
               <w:t xml:space="preserve">92</w:t>
@@ -338,7 +412,9 @@
       </w:tr>
       <w:tr>
         <w:tc>
-          <w:tcPr/>
+          <w:tcPr>
+            <w:tcW w:w="936" w:type="dxa"/>
+          </w:tcPr>
           <w:p>
             <w:r>
               <w:t xml:space="preserve">Строка 3</w:t>
@@ -346,7 +422,9 @@
           </w:p>
         </w:tc>
         <w:tc>
-          <w:tcPr/>
+          <w:tcPr>
+            <w:tcW w:w="936" w:type="dxa"/>
+          </w:tcPr>
           <w:p>
             <w:r>
               <w:t xml:space="preserve">13</w:t>
@@ -354,7 +432,9 @@
           </w:p>
         </w:tc>
         <w:tc>
-          <w:tcPr/>
+          <w:tcPr>
+            <w:tcW w:w="936" w:type="dxa"/>
+          </w:tcPr>
           <w:p>
             <w:r>
               <w:t xml:space="preserve">23</w:t>
@@ -362,7 +442,9 @@
           </w:p>
         </w:tc>
         <w:tc>
-          <w:tcPr/>
+          <w:tcPr>
+            <w:tcW w:w="936" w:type="dxa"/>
+          </w:tcPr>
           <w:p>
             <w:r>
               <w:t xml:space="preserve">33</w:t>
@@ -370,7 +452,9 @@
           </w:p>
         </w:tc>
         <w:tc>
-          <w:tcPr/>
+          <w:tcPr>
+            <w:tcW w:w="936" w:type="dxa"/>
+          </w:tcPr>
           <w:p>
             <w:r>
               <w:t xml:space="preserve">43</w:t>
@@ -378,7 +462,9 @@
           </w:p>
         </w:tc>
         <w:tc>
-          <w:tcPr/>
+          <w:tcPr>
+            <w:tcW w:w="936" w:type="dxa"/>
+          </w:tcPr>
           <w:p>
             <w:r>
               <w:t xml:space="preserve">53</w:t>
@@ -386,7 +472,9 @@
           </w:p>
         </w:tc>
         <w:tc>
-          <w:tcPr/>
+          <w:tcPr>
+            <w:tcW w:w="936" w:type="dxa"/>
+          </w:tcPr>
           <w:p>
             <w:r>
               <w:t xml:space="preserve">63</w:t>
@@ -394,7 +482,9 @@
           </w:p>
         </w:tc>
         <w:tc>
-          <w:tcPr/>
+          <w:tcPr>
+            <w:tcW w:w="936" w:type="dxa"/>
+          </w:tcPr>
           <w:p>
             <w:r>
               <w:t xml:space="preserve">73</w:t>
@@ -402,7 +492,9 @@
           </w:p>
         </w:tc>
         <w:tc>
-          <w:tcPr/>
+          <w:tcPr>
+            <w:tcW w:w="936" w:type="dxa"/>
+          </w:tcPr>
           <w:p>
             <w:r>
               <w:t xml:space="preserve">83</w:t>
@@ -410,7 +502,9 @@
           </w:p>
         </w:tc>
         <w:tc>
-          <w:tcPr/>
+          <w:tcPr>
+            <w:tcW w:w="936" w:type="dxa"/>
+          </w:tcPr>
           <w:p>
             <w:r>
               <w:t xml:space="preserve">93</w:t>
@@ -420,7 +514,9 @@
       </w:tr>
       <w:tr>
         <w:tc>
-          <w:tcPr/>
+          <w:tcPr>
+            <w:tcW w:w="936" w:type="dxa"/>
+          </w:tcPr>
           <w:p>
             <w:r>
               <w:t xml:space="preserve">Строка 4</w:t>
@@ -428,7 +524,9 @@
           </w:p>
         </w:tc>
         <w:tc>
-          <w:tcPr/>
+          <w:tcPr>
+            <w:tcW w:w="936" w:type="dxa"/>
+          </w:tcPr>
           <w:p>
             <w:r>
               <w:t xml:space="preserve">14</w:t>
@@ -436,7 +534,9 @@
           </w:p>
         </w:tc>
         <w:tc>
-          <w:tcPr/>
+          <w:tcPr>
+            <w:tcW w:w="936" w:type="dxa"/>
+          </w:tcPr>
           <w:p>
             <w:r>
               <w:t xml:space="preserve">24</w:t>
@@ -444,7 +544,9 @@
           </w:p>
         </w:tc>
         <w:tc>
-          <w:tcPr/>
+          <w:tcPr>
+            <w:tcW w:w="936" w:type="dxa"/>
+          </w:tcPr>
           <w:p>
             <w:r>
               <w:t xml:space="preserve">34</w:t>
@@ -452,7 +554,9 @@
           </w:p>
         </w:tc>
         <w:tc>
-          <w:tcPr/>
+          <w:tcPr>
+            <w:tcW w:w="936" w:type="dxa"/>
+          </w:tcPr>
           <w:p>
             <w:r>
               <w:t xml:space="preserve">44</w:t>
@@ -460,7 +564,9 @@
           </w:p>
         </w:tc>
         <w:tc>
-          <w:tcPr/>
+          <w:tcPr>
+            <w:tcW w:w="936" w:type="dxa"/>
+          </w:tcPr>
           <w:p>
             <w:r>
               <w:t xml:space="preserve">54</w:t>
@@ -468,7 +574,9 @@
           </w:p>
         </w:tc>
         <w:tc>
-          <w:tcPr/>
+          <w:tcPr>
+            <w:tcW w:w="936" w:type="dxa"/>
+          </w:tcPr>
           <w:p>
             <w:r>
               <w:t xml:space="preserve">64</w:t>
@@ -476,7 +584,9 @@
           </w:p>
         </w:tc>
         <w:tc>
-          <w:tcPr/>
+          <w:tcPr>
+            <w:tcW w:w="936" w:type="dxa"/>
+          </w:tcPr>
           <w:p>
             <w:r>
               <w:t xml:space="preserve">74</w:t>
@@ -484,7 +594,9 @@
           </w:p>
         </w:tc>
         <w:tc>
-          <w:tcPr/>
+          <w:tcPr>
+            <w:tcW w:w="936" w:type="dxa"/>
+          </w:tcPr>
           <w:p>
             <w:r>
               <w:t xml:space="preserve">84</w:t>
@@ -492,7 +604,9 @@
           </w:p>
         </w:tc>
         <w:tc>
-          <w:tcPr/>
+          <w:tcPr>
+            <w:tcW w:w="936" w:type="dxa"/>
+          </w:tcPr>
           <w:p>
             <w:r>
               <w:t xml:space="preserve">94</w:t>
@@ -502,7 +616,9 @@
       </w:tr>
       <w:tr>
         <w:tc>
-          <w:tcPr/>
+          <w:tcPr>
+            <w:tcW w:w="936" w:type="dxa"/>
+          </w:tcPr>
           <w:p>
             <w:r>
               <w:t xml:space="preserve">Строка 5</w:t>
@@ -510,7 +626,9 @@
           </w:p>
         </w:tc>
         <w:tc>
-          <w:tcPr/>
+          <w:tcPr>
+            <w:tcW w:w="936" w:type="dxa"/>
+          </w:tcPr>
           <w:p>
             <w:r>
               <w:t xml:space="preserve">15</w:t>
@@ -518,7 +636,9 @@
           </w:p>
         </w:tc>
         <w:tc>
-          <w:tcPr/>
+          <w:tcPr>
+            <w:tcW w:w="936" w:type="dxa"/>
+          </w:tcPr>
           <w:p>
             <w:r>
               <w:t xml:space="preserve">25</w:t>
@@ -526,7 +646,9 @@
           </w:p>
         </w:tc>
         <w:tc>
-          <w:tcPr/>
+          <w:tcPr>
+            <w:tcW w:w="936" w:type="dxa"/>
+          </w:tcPr>
           <w:p>
             <w:r>
               <w:t xml:space="preserve">35</w:t>
@@ -534,7 +656,9 @@
           </w:p>
         </w:tc>
         <w:tc>
-          <w:tcPr/>
+          <w:tcPr>
+            <w:tcW w:w="936" w:type="dxa"/>
+          </w:tcPr>
           <w:p>
             <w:r>
               <w:t xml:space="preserve">45</w:t>
@@ -542,7 +666,9 @@
           </w:p>
         </w:tc>
         <w:tc>
-          <w:tcPr/>
+          <w:tcPr>
+            <w:tcW w:w="936" w:type="dxa"/>
+          </w:tcPr>
           <w:p>
             <w:r>
               <w:t xml:space="preserve">55</w:t>
@@ -550,7 +676,9 @@
           </w:p>
         </w:tc>
         <w:tc>
-          <w:tcPr/>
+          <w:tcPr>
+            <w:tcW w:w="936" w:type="dxa"/>
+          </w:tcPr>
           <w:p>
             <w:r>
               <w:t xml:space="preserve">65</w:t>
@@ -558,7 +686,9 @@
           </w:p>
         </w:tc>
         <w:tc>
-          <w:tcPr/>
+          <w:tcPr>
+            <w:tcW w:w="936" w:type="dxa"/>
+          </w:tcPr>
           <w:p>
             <w:r>
               <w:t xml:space="preserve">75</w:t>
@@ -566,7 +696,9 @@
           </w:p>
         </w:tc>
         <w:tc>
-          <w:tcPr/>
+          <w:tcPr>
+            <w:tcW w:w="936" w:type="dxa"/>
+          </w:tcPr>
           <w:p>
             <w:r>
               <w:t xml:space="preserve">85</w:t>
@@ -574,7 +706,9 @@
           </w:p>
         </w:tc>
         <w:tc>
-          <w:tcPr/>
+          <w:tcPr>
+            <w:tcW w:w="936" w:type="dxa"/>
+          </w:tcPr>
           <w:p>
             <w:r>
               <w:t xml:space="preserve">95</w:t>
@@ -584,7 +718,9 @@
       </w:tr>
       <w:tr>
         <w:tc>
-          <w:tcPr/>
+          <w:tcPr>
+            <w:tcW w:w="936" w:type="dxa"/>
+          </w:tcPr>
           <w:p>
             <w:r>
               <w:t xml:space="preserve">Строка 6</w:t>
@@ -592,7 +728,9 @@
           </w:p>
         </w:tc>
         <w:tc>
-          <w:tcPr/>
+          <w:tcPr>
+            <w:tcW w:w="936" w:type="dxa"/>
+          </w:tcPr>
           <w:p>
             <w:r>
               <w:t xml:space="preserve">16</w:t>
@@ -600,7 +738,9 @@
           </w:p>
         </w:tc>
         <w:tc>
-          <w:tcPr/>
+          <w:tcPr>
+            <w:tcW w:w="936" w:type="dxa"/>
+          </w:tcPr>
           <w:p>
             <w:r>
               <w:t xml:space="preserve">26</w:t>
@@ -608,7 +748,9 @@
           </w:p>
         </w:tc>
         <w:tc>
-          <w:tcPr/>
+          <w:tcPr>
+            <w:tcW w:w="936" w:type="dxa"/>
+          </w:tcPr>
           <w:p>
             <w:r>
               <w:t xml:space="preserve">36</w:t>
@@ -616,7 +758,9 @@
           </w:p>
         </w:tc>
         <w:tc>
-          <w:tcPr/>
+          <w:tcPr>
+            <w:tcW w:w="936" w:type="dxa"/>
+          </w:tcPr>
           <w:p>
             <w:r>
               <w:t xml:space="preserve">46</w:t>
@@ -624,7 +768,9 @@
           </w:p>
         </w:tc>
         <w:tc>
-          <w:tcPr/>
+          <w:tcPr>
+            <w:tcW w:w="936" w:type="dxa"/>
+          </w:tcPr>
           <w:p>
             <w:r>
               <w:t xml:space="preserve">56</w:t>
@@ -632,7 +778,9 @@
           </w:p>
         </w:tc>
         <w:tc>
-          <w:tcPr/>
+          <w:tcPr>
+            <w:tcW w:w="936" w:type="dxa"/>
+          </w:tcPr>
           <w:p>
             <w:r>
               <w:t xml:space="preserve">66</w:t>
@@ -640,7 +788,9 @@
           </w:p>
         </w:tc>
         <w:tc>
-          <w:tcPr/>
+          <w:tcPr>
+            <w:tcW w:w="936" w:type="dxa"/>
+          </w:tcPr>
           <w:p>
             <w:r>
               <w:t xml:space="preserve">76</w:t>
@@ -648,7 +798,9 @@
           </w:p>
         </w:tc>
         <w:tc>
-          <w:tcPr/>
+          <w:tcPr>
+            <w:tcW w:w="936" w:type="dxa"/>
+          </w:tcPr>
           <w:p>
             <w:r>
               <w:t xml:space="preserve">86</w:t>
@@ -656,7 +808,9 @@
           </w:p>
         </w:tc>
         <w:tc>
-          <w:tcPr/>
+          <w:tcPr>
+            <w:tcW w:w="936" w:type="dxa"/>
+          </w:tcPr>
           <w:p>
             <w:r>
               <w:t xml:space="preserve">96</w:t>
@@ -666,7 +820,9 @@
       </w:tr>
       <w:tr>
         <w:tc>
-          <w:tcPr/>
+          <w:tcPr>
+            <w:tcW w:w="936" w:type="dxa"/>
+          </w:tcPr>
           <w:p>
             <w:r>
               <w:t xml:space="preserve">Строка 7</w:t>
@@ -674,7 +830,9 @@
           </w:p>
         </w:tc>
         <w:tc>
-          <w:tcPr/>
+          <w:tcPr>
+            <w:tcW w:w="936" w:type="dxa"/>
+          </w:tcPr>
           <w:p>
             <w:r>
               <w:t xml:space="preserve">17</w:t>
@@ -682,7 +840,9 @@
           </w:p>
         </w:tc>
         <w:tc>
-          <w:tcPr/>
+          <w:tcPr>
+            <w:tcW w:w="936" w:type="dxa"/>
+          </w:tcPr>
           <w:p>
             <w:r>
               <w:t xml:space="preserve">27</w:t>
@@ -690,7 +850,9 @@
           </w:p>
         </w:tc>
         <w:tc>
-          <w:tcPr/>
+          <w:tcPr>
+            <w:tcW w:w="936" w:type="dxa"/>
+          </w:tcPr>
           <w:p>
             <w:r>
               <w:t xml:space="preserve">37</w:t>
@@ -698,7 +860,9 @@
           </w:p>
         </w:tc>
         <w:tc>
-          <w:tcPr/>
+          <w:tcPr>
+            <w:tcW w:w="936" w:type="dxa"/>
+          </w:tcPr>
           <w:p>
             <w:r>
               <w:t xml:space="preserve">47</w:t>
@@ -706,7 +870,9 @@
           </w:p>
         </w:tc>
         <w:tc>
-          <w:tcPr/>
+          <w:tcPr>
+            <w:tcW w:w="936" w:type="dxa"/>
+          </w:tcPr>
           <w:p>
             <w:r>
               <w:t xml:space="preserve">57</w:t>
@@ -714,7 +880,9 @@
           </w:p>
         </w:tc>
         <w:tc>
-          <w:tcPr/>
+          <w:tcPr>
+            <w:tcW w:w="936" w:type="dxa"/>
+          </w:tcPr>
           <w:p>
             <w:r>
               <w:t xml:space="preserve">67</w:t>
@@ -722,7 +890,9 @@
           </w:p>
         </w:tc>
         <w:tc>
-          <w:tcPr/>
+          <w:tcPr>
+            <w:tcW w:w="936" w:type="dxa"/>
+          </w:tcPr>
           <w:p>
             <w:r>
               <w:t xml:space="preserve">77</w:t>
@@ -730,7 +900,9 @@
           </w:p>
         </w:tc>
         <w:tc>
-          <w:tcPr/>
+          <w:tcPr>
+            <w:tcW w:w="936" w:type="dxa"/>
+          </w:tcPr>
           <w:p>
             <w:r>
               <w:t xml:space="preserve">87</w:t>
@@ -738,7 +910,9 @@
           </w:p>
         </w:tc>
         <w:tc>
-          <w:tcPr/>
+          <w:tcPr>
+            <w:tcW w:w="936" w:type="dxa"/>
+          </w:tcPr>
           <w:p>
             <w:r>
               <w:t xml:space="preserve">97</w:t>
@@ -748,7 +922,9 @@
       </w:tr>
       <w:tr>
         <w:tc>
-          <w:tcPr/>
+          <w:tcPr>
+            <w:tcW w:w="936" w:type="dxa"/>
+          </w:tcPr>
           <w:p>
             <w:r>
               <w:t xml:space="preserve">Строка 8</w:t>
@@ -756,7 +932,9 @@
           </w:p>
         </w:tc>
         <w:tc>
-          <w:tcPr/>
+          <w:tcPr>
+            <w:tcW w:w="936" w:type="dxa"/>
+          </w:tcPr>
           <w:p>
             <w:r>
               <w:t xml:space="preserve">18</w:t>
@@ -764,7 +942,9 @@
           </w:p>
         </w:tc>
         <w:tc>
-          <w:tcPr/>
+          <w:tcPr>
+            <w:tcW w:w="936" w:type="dxa"/>
+          </w:tcPr>
           <w:p>
             <w:r>
               <w:t xml:space="preserve">28</w:t>
@@ -772,7 +952,9 @@
           </w:p>
         </w:tc>
         <w:tc>
-          <w:tcPr/>
+          <w:tcPr>
+            <w:tcW w:w="936" w:type="dxa"/>
+          </w:tcPr>
           <w:p>
             <w:r>
               <w:t xml:space="preserve">38</w:t>
@@ -780,7 +962,9 @@
           </w:p>
         </w:tc>
         <w:tc>
-          <w:tcPr/>
+          <w:tcPr>
+            <w:tcW w:w="936" w:type="dxa"/>
+          </w:tcPr>
           <w:p>
             <w:r>
               <w:t xml:space="preserve">48</w:t>
@@ -788,7 +972,9 @@
           </w:p>
         </w:tc>
         <w:tc>
-          <w:tcPr/>
+          <w:tcPr>
+            <w:tcW w:w="936" w:type="dxa"/>
+          </w:tcPr>
           <w:p>
             <w:r>
               <w:t xml:space="preserve">58</w:t>
@@ -796,7 +982,9 @@
           </w:p>
         </w:tc>
         <w:tc>
-          <w:tcPr/>
+          <w:tcPr>
+            <w:tcW w:w="936" w:type="dxa"/>
+          </w:tcPr>
           <w:p>
             <w:r>
               <w:t xml:space="preserve">68</w:t>
@@ -804,7 +992,9 @@
           </w:p>
         </w:tc>
         <w:tc>
-          <w:tcPr/>
+          <w:tcPr>
+            <w:tcW w:w="936" w:type="dxa"/>
+          </w:tcPr>
           <w:p>
             <w:r>
               <w:t xml:space="preserve">78</w:t>
@@ -812,7 +1002,9 @@
           </w:p>
         </w:tc>
         <w:tc>
-          <w:tcPr/>
+          <w:tcPr>
+            <w:tcW w:w="936" w:type="dxa"/>
+          </w:tcPr>
           <w:p>
             <w:r>
               <w:t xml:space="preserve">88</w:t>
@@ -820,7 +1012,9 @@
           </w:p>
         </w:tc>
         <w:tc>
-          <w:tcPr/>
+          <w:tcPr>
+            <w:tcW w:w="936" w:type="dxa"/>
+          </w:tcPr>
           <w:p>
             <w:r>
               <w:t xml:space="preserve">98</w:t>
@@ -830,7 +1024,9 @@
       </w:tr>
       <w:tr>
         <w:tc>
-          <w:tcPr/>
+          <w:tcPr>
+            <w:tcW w:w="936" w:type="dxa"/>
+          </w:tcPr>
           <w:p>
             <w:r>
               <w:t xml:space="preserve">Строка 9</w:t>
@@ -838,7 +1034,9 @@
           </w:p>
         </w:tc>
         <w:tc>
-          <w:tcPr/>
+          <w:tcPr>
+            <w:tcW w:w="936" w:type="dxa"/>
+          </w:tcPr>
           <w:p>
             <w:r>
               <w:t xml:space="preserve">19</w:t>
@@ -846,7 +1044,9 @@
           </w:p>
         </w:tc>
         <w:tc>
-          <w:tcPr/>
+          <w:tcPr>
+            <w:tcW w:w="936" w:type="dxa"/>
+          </w:tcPr>
           <w:p>
             <w:r>
               <w:t xml:space="preserve">29</w:t>
@@ -854,7 +1054,9 @@
           </w:p>
         </w:tc>
         <w:tc>
-          <w:tcPr/>
+          <w:tcPr>
+            <w:tcW w:w="936" w:type="dxa"/>
+          </w:tcPr>
           <w:p>
             <w:r>
               <w:t xml:space="preserve">39</w:t>
@@ -862,7 +1064,9 @@
           </w:p>
         </w:tc>
         <w:tc>
-          <w:tcPr/>
+          <w:tcPr>
+            <w:tcW w:w="936" w:type="dxa"/>
+          </w:tcPr>
           <w:p>
             <w:r>
               <w:t xml:space="preserve">49</w:t>
@@ -870,7 +1074,9 @@
           </w:p>
         </w:tc>
         <w:tc>
-          <w:tcPr/>
+          <w:tcPr>
+            <w:tcW w:w="936" w:type="dxa"/>
+          </w:tcPr>
           <w:p>
             <w:r>
               <w:t xml:space="preserve">59</w:t>
@@ -878,7 +1084,9 @@
           </w:p>
         </w:tc>
         <w:tc>
-          <w:tcPr/>
+          <w:tcPr>
+            <w:tcW w:w="936" w:type="dxa"/>
+          </w:tcPr>
           <w:p>
             <w:r>
               <w:t xml:space="preserve">69</w:t>
@@ -886,7 +1094,9 @@
           </w:p>
         </w:tc>
         <w:tc>
-          <w:tcPr/>
+          <w:tcPr>
+            <w:tcW w:w="936" w:type="dxa"/>
+          </w:tcPr>
           <w:p>
             <w:r>
               <w:t xml:space="preserve">79</w:t>
@@ -894,7 +1104,9 @@
           </w:p>
         </w:tc>
         <w:tc>
-          <w:tcPr/>
+          <w:tcPr>
+            <w:tcW w:w="936" w:type="dxa"/>
+          </w:tcPr>
           <w:p>
             <w:r>
               <w:t xml:space="preserve">89</w:t>
@@ -902,7 +1114,9 @@
           </w:p>
         </w:tc>
         <w:tc>
-          <w:tcPr/>
+          <w:tcPr>
+            <w:tcW w:w="936" w:type="dxa"/>
+          </w:tcPr>
           <w:p>
             <w:r>
               <w:t xml:space="preserve">99</w:t>
@@ -933,6 +1147,7 @@
     </w:p>
     <w:tbl>
       <w:tblPr>
+        <w:tblW w:w="0" w:type="auto"/>
         <w:tblBorders>
           <w:top w:val="single" w:sz="4" w:space="0" w:color="808080"/>
           <w:left w:val="single" w:sz="4" w:space="0" w:color="808080"/>
@@ -941,10 +1156,19 @@
           <w:insideH w:val="single" w:sz="4" w:space="0" w:color="808080"/>
           <w:insideV w:val="single" w:sz="4" w:space="0" w:color="808080"/>
         </w:tblBorders>
+        <w:tblLayout w:type="autofit"/>
       </w:tblPr>
-      <w:tr>
-        <w:tc>
-          <w:tcPr/>
+      <w:tblGrid>
+        <w:gridCol w:w="2340"/>
+        <w:gridCol w:w="2340"/>
+        <w:gridCol w:w="2340"/>
+        <w:gridCol w:w="2340"/>
+      </w:tblGrid>
+      <w:tr>
+        <w:tc>
+          <w:tcPr>
+            <w:tcW w:w="2340" w:type="dxa"/>
+          </w:tcPr>
           <w:p>
             <w:r>
               <w:t xml:space="preserve">Тип хода</w:t>
@@ -952,7 +1176,9 @@
           </w:p>
         </w:tc>
         <w:tc>
-          <w:tcPr/>
+          <w:tcPr>
+            <w:tcW w:w="2340" w:type="dxa"/>
+          </w:tcPr>
           <w:p>
             <w:r>
               <w:t xml:space="preserve">Вариаций</w:t>
@@ -960,7 +1186,9 @@
           </w:p>
         </w:tc>
         <w:tc>
-          <w:tcPr/>
+          <w:tcPr>
+            <w:tcW w:w="2340" w:type="dxa"/>
+          </w:tcPr>
           <w:p>
             <w:r>
               <w:t xml:space="preserve">Шагов за ход</w:t>
@@ -968,7 +1196,9 @@
           </w:p>
         </w:tc>
         <w:tc>
-          <w:tcPr/>
+          <w:tcPr>
+            <w:tcW w:w="2340" w:type="dxa"/>
+          </w:tcPr>
           <w:p>
             <w:r>
               <w:t xml:space="preserve">Всего шагов</w:t>
@@ -978,7 +1208,9 @@
       </w:tr>
       <w:tr>
         <w:tc>
-          <w:tcPr/>
+          <w:tcPr>
+            <w:tcW w:w="2340" w:type="dxa"/>
+          </w:tcPr>
           <w:p>
             <w:r>
               <w:t xml:space="preserve">Прямые на 2 клетки</w:t>
@@ -986,7 +1218,9 @@
           </w:p>
         </w:tc>
         <w:tc>
-          <w:tcPr/>
+          <w:tcPr>
+            <w:tcW w:w="2340" w:type="dxa"/>
+          </w:tcPr>
           <w:p>
             <w:r>
               <w:t xml:space="preserve">4</w:t>
@@ -994,7 +1228,9 @@
           </w:p>
         </w:tc>
         <w:tc>
-          <w:tcPr/>
+          <w:tcPr>
+            <w:tcW w:w="2340" w:type="dxa"/>
+          </w:tcPr>
           <w:p>
             <w:r>
               <w:t xml:space="preserve">2</w:t>
@@ -1002,7 +1238,9 @@
           </w:p>
         </w:tc>
         <w:tc>
-          <w:tcPr/>
+          <w:tcPr>
+            <w:tcW w:w="2340" w:type="dxa"/>
+          </w:tcPr>
           <w:p>
             <w:r>
               <w:t xml:space="preserve">8</w:t>
@@ -1012,7 +1250,9 @@
       </w:tr>
       <w:tr>
         <w:tc>
-          <w:tcPr/>
+          <w:tcPr>
+            <w:tcW w:w="2340" w:type="dxa"/>
+          </w:tcPr>
           <w:p>
             <w:r>
               <w:t xml:space="preserve">Прямые на 3 клетки</w:t>
@@ -1020,7 +1260,9 @@
           </w:p>
         </w:tc>
         <w:tc>
-          <w:tcPr/>
+          <w:tcPr>
+            <w:tcW w:w="2340" w:type="dxa"/>
+          </w:tcPr>
           <w:p>
             <w:r>
               <w:t xml:space="preserve">4</w:t>
@@ -1028,7 +1270,9 @@
           </w:p>
         </w:tc>
         <w:tc>
-          <w:tcPr/>
+          <w:tcPr>
+            <w:tcW w:w="2340" w:type="dxa"/>
+          </w:tcPr>
           <w:p>
             <w:r>
               <w:t xml:space="preserve">3</w:t>
@@ -1036,7 +1280,9 @@
           </w:p>
         </w:tc>
         <w:tc>
-          <w:tcPr/>
+          <w:tcPr>
+            <w:tcW w:w="2340" w:type="dxa"/>
+          </w:tcPr>
           <w:p>
             <w:r>
               <w:t xml:space="preserve">12</w:t>
@@ -1046,7 +1292,9 @@
       </w:tr>
       <w:tr>
         <w:tc>
-          <w:tcPr/>
+          <w:tcPr>
+            <w:tcW w:w="2340" w:type="dxa"/>
+          </w:tcPr>
           <w:p>
             <w:r>
               <w:t xml:space="preserve">Двойные (1+2)</w:t>
@@ -1054,7 +1302,9 @@
           </w:p>
         </w:tc>
         <w:tc>
-          <w:tcPr/>
+          <w:tcPr>
+            <w:tcW w:w="2340" w:type="dxa"/>
+          </w:tcPr>
           <w:p>
             <w:r>
               <w:t xml:space="preserve">4</w:t>
@@ -1062,7 +1312,9 @@
           </w:p>
         </w:tc>
         <w:tc>
-          <w:tcPr/>
+          <w:tcPr>
+            <w:tcW w:w="2340" w:type="dxa"/>
+          </w:tcPr>
           <w:p>
             <w:r>
               <w:t xml:space="preserve">3</w:t>
@@ -1070,7 +1322,9 @@
           </w:p>
         </w:tc>
         <w:tc>
-          <w:tcPr/>
+          <w:tcPr>
+            <w:tcW w:w="2340" w:type="dxa"/>
+          </w:tcPr>
           <w:p>
             <w:r>
               <w:t xml:space="preserve">12</w:t>
@@ -1080,7 +1334,9 @@
       </w:tr>
       <w:tr>
         <w:tc>
-          <w:tcPr/>
+          <w:tcPr>
+            <w:tcW w:w="2340" w:type="dxa"/>
+          </w:tcPr>
           <w:p>
             <w:r>
               <w:t xml:space="preserve">Обратные (1+2)</w:t>
@@ -1088,7 +1344,9 @@
           </w:p>
         </w:tc>
         <w:tc>
-          <w:tcPr/>
+          <w:tcPr>
+            <w:tcW w:w="2340" w:type="dxa"/>
+          </w:tcPr>
           <w:p>
             <w:r>
               <w:t xml:space="preserve">4</w:t>
@@ -1096,7 +1354,9 @@
           </w:p>
         </w:tc>
         <w:tc>
-          <w:tcPr/>
+          <w:tcPr>
+            <w:tcW w:w="2340" w:type="dxa"/>
+          </w:tcPr>
           <w:p>
             <w:r>
               <w:t xml:space="preserve">3</w:t>
@@ -1104,7 +1364,9 @@
           </w:p>
         </w:tc>
         <w:tc>
-          <w:tcPr/>
+          <w:tcPr>
+            <w:tcW w:w="2340" w:type="dxa"/>
+          </w:tcPr>
           <w:p>
             <w:r>
               <w:t xml:space="preserve">12</w:t>
@@ -1114,7 +1376,9 @@
       </w:tr>
       <w:tr>
         <w:tc>
-          <w:tcPr/>
+          <w:tcPr>
+            <w:tcW w:w="2340" w:type="dxa"/>
+          </w:tcPr>
           <w:p>
             <w:r>
               <w:t xml:space="preserve">Г-образные (1+2)</w:t>
@@ -1122,7 +1386,9 @@
           </w:p>
         </w:tc>
         <w:tc>
-          <w:tcPr/>
+          <w:tcPr>
+            <w:tcW w:w="2340" w:type="dxa"/>
+          </w:tcPr>
           <w:p>
             <w:r>
               <w:t xml:space="preserve">8</w:t>
@@ -1130,7 +1396,9 @@
           </w:p>
         </w:tc>
         <w:tc>
-          <w:tcPr/>
+          <w:tcPr>
+            <w:tcW w:w="2340" w:type="dxa"/>
+          </w:tcPr>
           <w:p>
             <w:r>
               <w:t xml:space="preserve">3</w:t>
@@ -1138,7 +1406,9 @@
           </w:p>
         </w:tc>
         <w:tc>
-          <w:tcPr/>
+          <w:tcPr>
+            <w:tcW w:w="2340" w:type="dxa"/>
+          </w:tcPr>
           <w:p>
             <w:r>
               <w:t xml:space="preserve">24</w:t>
@@ -1148,7 +1418,9 @@
       </w:tr>
       <w:tr>
         <w:tc>
-          <w:tcPr/>
+          <w:tcPr>
+            <w:tcW w:w="2340" w:type="dxa"/>
+          </w:tcPr>
           <w:p>
             <w:r>
               <w:t xml:space="preserve">Двойные (2+1)</w:t>
@@ -1156,7 +1428,9 @@
           </w:p>
         </w:tc>
         <w:tc>
-          <w:tcPr/>
+          <w:tcPr>
+            <w:tcW w:w="2340" w:type="dxa"/>
+          </w:tcPr>
           <w:p>
             <w:r>
               <w:t xml:space="preserve">4</w:t>
@@ -1164,7 +1438,9 @@
           </w:p>
         </w:tc>
         <w:tc>
-          <w:tcPr/>
+          <w:tcPr>
+            <w:tcW w:w="2340" w:type="dxa"/>
+          </w:tcPr>
           <w:p>
             <w:r>
               <w:t xml:space="preserve">3</w:t>
@@ -1172,7 +1448,9 @@
           </w:p>
         </w:tc>
         <w:tc>
-          <w:tcPr/>
+          <w:tcPr>
+            <w:tcW w:w="2340" w:type="dxa"/>
+          </w:tcPr>
           <w:p>
             <w:r>
               <w:t xml:space="preserve">12</w:t>
@@ -1182,7 +1460,9 @@
       </w:tr>
       <w:tr>
         <w:tc>
-          <w:tcPr/>
+          <w:tcPr>
+            <w:tcW w:w="2340" w:type="dxa"/>
+          </w:tcPr>
           <w:p>
             <w:r>
               <w:t xml:space="preserve">Обратные (2+1)</w:t>
@@ -1190,7 +1470,9 @@
           </w:p>
         </w:tc>
         <w:tc>
-          <w:tcPr/>
+          <w:tcPr>
+            <w:tcW w:w="2340" w:type="dxa"/>
+          </w:tcPr>
           <w:p>
             <w:r>
               <w:t xml:space="preserve">4</w:t>
@@ -1198,7 +1480,9 @@
           </w:p>
         </w:tc>
         <w:tc>
-          <w:tcPr/>
+          <w:tcPr>
+            <w:tcW w:w="2340" w:type="dxa"/>
+          </w:tcPr>
           <w:p>
             <w:r>
               <w:t xml:space="preserve">3</w:t>
@@ -1206,7 +1490,9 @@
           </w:p>
         </w:tc>
         <w:tc>
-          <w:tcPr/>
+          <w:tcPr>
+            <w:tcW w:w="2340" w:type="dxa"/>
+          </w:tcPr>
           <w:p>
             <w:r>
               <w:t xml:space="preserve">12</w:t>
@@ -1216,7 +1502,9 @@
       </w:tr>
       <w:tr>
         <w:tc>
-          <w:tcPr/>
+          <w:tcPr>
+            <w:tcW w:w="2340" w:type="dxa"/>
+          </w:tcPr>
           <w:p>
             <w:r>
               <w:t xml:space="preserve">Г-образные (2+1)</w:t>
@@ -1224,7 +1512,9 @@
           </w:p>
         </w:tc>
         <w:tc>
-          <w:tcPr/>
+          <w:tcPr>
+            <w:tcW w:w="2340" w:type="dxa"/>
+          </w:tcPr>
           <w:p>
             <w:r>
               <w:t xml:space="preserve">8</w:t>
@@ -1232,7 +1522,9 @@
           </w:p>
         </w:tc>
         <w:tc>
-          <w:tcPr/>
+          <w:tcPr>
+            <w:tcW w:w="2340" w:type="dxa"/>
+          </w:tcPr>
           <w:p>
             <w:r>
               <w:t xml:space="preserve">3</w:t>
@@ -1240,7 +1532,9 @@
           </w:p>
         </w:tc>
         <w:tc>
-          <w:tcPr/>
+          <w:tcPr>
+            <w:tcW w:w="2340" w:type="dxa"/>
+          </w:tcPr>
           <w:p>
             <w:r>
               <w:t xml:space="preserve">24</w:t>
@@ -1250,7 +1544,9 @@
       </w:tr>
       <w:tr>
         <w:tc>
-          <w:tcPr/>
+          <w:tcPr>
+            <w:tcW w:w="2340" w:type="dxa"/>
+          </w:tcPr>
           <w:p>
             <w:r>
               <w:t xml:space="preserve">Прямые на 4 клетки</w:t>
@@ -1258,7 +1554,9 @@
           </w:p>
         </w:tc>
         <w:tc>
-          <w:tcPr/>
+          <w:tcPr>
+            <w:tcW w:w="2340" w:type="dxa"/>
+          </w:tcPr>
           <w:p>
             <w:r>
               <w:t xml:space="preserve">4</w:t>
@@ -1266,7 +1564,9 @@
           </w:p>
         </w:tc>
         <w:tc>
-          <w:tcPr/>
+          <w:tcPr>
+            <w:tcW w:w="2340" w:type="dxa"/>
+          </w:tcPr>
           <w:p>
             <w:r>
               <w:t xml:space="preserve">4</w:t>
@@ -1274,7 +1574,9 @@
           </w:p>
         </w:tc>
         <w:tc>
-          <w:tcPr/>
+          <w:tcPr>
+            <w:tcW w:w="2340" w:type="dxa"/>
+          </w:tcPr>
           <w:p>
             <w:r>
               <w:t xml:space="preserve">16</w:t>
@@ -1284,7 +1586,9 @@
       </w:tr>
       <w:tr>
         <w:tc>
-          <w:tcPr/>
+          <w:tcPr>
+            <w:tcW w:w="2340" w:type="dxa"/>
+          </w:tcPr>
           <w:p>
             <w:r>
               <w:t xml:space="preserve">Двойные (1+3)</w:t>
@@ -1292,7 +1596,9 @@
           </w:p>
         </w:tc>
         <w:tc>
-          <w:tcPr/>
+          <w:tcPr>
+            <w:tcW w:w="2340" w:type="dxa"/>
+          </w:tcPr>
           <w:p>
             <w:r>
               <w:t xml:space="preserve">4</w:t>
@@ -1300,7 +1606,9 @@
           </w:p>
         </w:tc>
         <w:tc>
-          <w:tcPr/>
+          <w:tcPr>
+            <w:tcW w:w="2340" w:type="dxa"/>
+          </w:tcPr>
           <w:p>
             <w:r>
               <w:t xml:space="preserve">4</w:t>
@@ -1308,7 +1616,9 @@
           </w:p>
         </w:tc>
         <w:tc>
-          <w:tcPr/>
+          <w:tcPr>
+            <w:tcW w:w="2340" w:type="dxa"/>
+          </w:tcPr>
           <w:p>
             <w:r>
               <w:t xml:space="preserve">16</w:t>
@@ -1318,7 +1628,9 @@
       </w:tr>
       <w:tr>
         <w:tc>
-          <w:tcPr/>
+          <w:tcPr>
+            <w:tcW w:w="2340" w:type="dxa"/>
+          </w:tcPr>
           <w:p>
             <w:r>
               <w:t xml:space="preserve">Обратные (1+3)</w:t>
@@ -1326,7 +1638,9 @@
           </w:p>
         </w:tc>
         <w:tc>
-          <w:tcPr/>
+          <w:tcPr>
+            <w:tcW w:w="2340" w:type="dxa"/>
+          </w:tcPr>
           <w:p>
             <w:r>
               <w:t xml:space="preserve">4</w:t>
@@ -1334,7 +1648,9 @@
           </w:p>
         </w:tc>
         <w:tc>
-          <w:tcPr/>
+          <w:tcPr>
+            <w:tcW w:w="2340" w:type="dxa"/>
+          </w:tcPr>
           <w:p>
             <w:r>
               <w:t xml:space="preserve">4</w:t>
@@ -1342,7 +1658,9 @@
           </w:p>
         </w:tc>
         <w:tc>
-          <w:tcPr/>
+          <w:tcPr>
+            <w:tcW w:w="2340" w:type="dxa"/>
+          </w:tcPr>
           <w:p>
             <w:r>
               <w:t xml:space="preserve">16</w:t>
@@ -1352,7 +1670,9 @@
       </w:tr>
       <w:tr>
         <w:tc>
-          <w:tcPr/>
+          <w:tcPr>
+            <w:tcW w:w="2340" w:type="dxa"/>
+          </w:tcPr>
           <w:p>
             <w:r>
               <w:t xml:space="preserve">Г-образные (1+3)</w:t>
@@ -1360,7 +1680,9 @@
           </w:p>
         </w:tc>
         <w:tc>
-          <w:tcPr/>
+          <w:tcPr>
+            <w:tcW w:w="2340" w:type="dxa"/>
+          </w:tcPr>
           <w:p>
             <w:r>
               <w:t xml:space="preserve">8</w:t>
@@ -1368,7 +1690,9 @@
           </w:p>
         </w:tc>
         <w:tc>
-          <w:tcPr/>
+          <w:tcPr>
+            <w:tcW w:w="2340" w:type="dxa"/>
+          </w:tcPr>
           <w:p>
             <w:r>
               <w:t xml:space="preserve">4</w:t>
@@ -1376,7 +1700,9 @@
           </w:p>
         </w:tc>
         <w:tc>
-          <w:tcPr/>
+          <w:tcPr>
+            <w:tcW w:w="2340" w:type="dxa"/>
+          </w:tcPr>
           <w:p>
             <w:r>
               <w:t xml:space="preserve">32</w:t>
@@ -1386,7 +1712,9 @@
       </w:tr>
       <w:tr>
         <w:tc>
-          <w:tcPr/>
+          <w:tcPr>
+            <w:tcW w:w="2340" w:type="dxa"/>
+          </w:tcPr>
           <w:p>
             <w:r>
               <w:t xml:space="preserve">Двойные (2+2)</w:t>
@@ -1394,7 +1722,9 @@
           </w:p>
         </w:tc>
         <w:tc>
-          <w:tcPr/>
+          <w:tcPr>
+            <w:tcW w:w="2340" w:type="dxa"/>
+          </w:tcPr>
           <w:p>
             <w:r>
               <w:t xml:space="preserve">4</w:t>
@@ -1402,7 +1732,9 @@
           </w:p>
         </w:tc>
         <w:tc>
-          <w:tcPr/>
+          <w:tcPr>
+            <w:tcW w:w="2340" w:type="dxa"/>
+          </w:tcPr>
           <w:p>
             <w:r>
               <w:t xml:space="preserve">4</w:t>
@@ -1410,7 +1742,9 @@
           </w:p>
         </w:tc>
         <w:tc>
-          <w:tcPr/>
+          <w:tcPr>
+            <w:tcW w:w="2340" w:type="dxa"/>
+          </w:tcPr>
           <w:p>
             <w:r>
               <w:t xml:space="preserve">16</w:t>
@@ -1420,7 +1754,9 @@
       </w:tr>
       <w:tr>
         <w:tc>
-          <w:tcPr/>
+          <w:tcPr>
+            <w:tcW w:w="2340" w:type="dxa"/>
+          </w:tcPr>
           <w:p>
             <w:r>
               <w:t xml:space="preserve">Г-образные (2+2)</w:t>
@@ -1428,7 +1764,9 @@
           </w:p>
         </w:tc>
         <w:tc>
-          <w:tcPr/>
+          <w:tcPr>
+            <w:tcW w:w="2340" w:type="dxa"/>
+          </w:tcPr>
           <w:p>
             <w:r>
               <w:t xml:space="preserve">8</w:t>
@@ -1436,7 +1774,9 @@
           </w:p>
         </w:tc>
         <w:tc>
-          <w:tcPr/>
+          <w:tcPr>
+            <w:tcW w:w="2340" w:type="dxa"/>
+          </w:tcPr>
           <w:p>
             <w:r>
               <w:t xml:space="preserve">4</w:t>
@@ -1444,7 +1784,9 @@
           </w:p>
         </w:tc>
         <w:tc>
-          <w:tcPr/>
+          <w:tcPr>
+            <w:tcW w:w="2340" w:type="dxa"/>
+          </w:tcPr>
           <w:p>
             <w:r>
               <w:t xml:space="preserve">32</w:t>
@@ -1454,7 +1796,9 @@
       </w:tr>
       <w:tr>
         <w:tc>
-          <w:tcPr/>
+          <w:tcPr>
+            <w:tcW w:w="2340" w:type="dxa"/>
+          </w:tcPr>
           <w:p>
             <w:r>
               <w:t xml:space="preserve">Двойные (3+1)</w:t>
@@ -1462,7 +1806,9 @@
           </w:p>
         </w:tc>
         <w:tc>
-          <w:tcPr/>
+          <w:tcPr>
+            <w:tcW w:w="2340" w:type="dxa"/>
+          </w:tcPr>
           <w:p>
             <w:r>
               <w:t xml:space="preserve">4</w:t>
@@ -1470,7 +1816,9 @@
           </w:p>
         </w:tc>
         <w:tc>
-          <w:tcPr/>
+          <w:tcPr>
+            <w:tcW w:w="2340" w:type="dxa"/>
+          </w:tcPr>
           <w:p>
             <w:r>
               <w:t xml:space="preserve">4</w:t>
@@ -1478,7 +1826,9 @@
           </w:p>
         </w:tc>
         <w:tc>
-          <w:tcPr/>
+          <w:tcPr>
+            <w:tcW w:w="2340" w:type="dxa"/>
+          </w:tcPr>
           <w:p>
             <w:r>
               <w:t xml:space="preserve">16</w:t>
@@ -1488,7 +1838,9 @@
       </w:tr>
       <w:tr>
         <w:tc>
-          <w:tcPr/>
+          <w:tcPr>
+            <w:tcW w:w="2340" w:type="dxa"/>
+          </w:tcPr>
           <w:p>
             <w:r>
               <w:t xml:space="preserve">Обратные (3+1)</w:t>
@@ -1496,7 +1848,9 @@
           </w:p>
         </w:tc>
         <w:tc>
-          <w:tcPr/>
+          <w:tcPr>
+            <w:tcW w:w="2340" w:type="dxa"/>
+          </w:tcPr>
           <w:p>
             <w:r>
               <w:t xml:space="preserve">4</w:t>
@@ -1504,7 +1858,9 @@
           </w:p>
         </w:tc>
         <w:tc>
-          <w:tcPr/>
+          <w:tcPr>
+            <w:tcW w:w="2340" w:type="dxa"/>
+          </w:tcPr>
           <w:p>
             <w:r>
               <w:t xml:space="preserve">4</w:t>
@@ -1512,7 +1868,9 @@
           </w:p>
         </w:tc>
         <w:tc>
-          <w:tcPr/>
+          <w:tcPr>
+            <w:tcW w:w="2340" w:type="dxa"/>
+          </w:tcPr>
           <w:p>
             <w:r>
               <w:t xml:space="preserve">16</w:t>
@@ -1522,7 +1880,9 @@
       </w:tr>
       <w:tr>
         <w:tc>
-          <w:tcPr/>
+          <w:tcPr>
+            <w:tcW w:w="2340" w:type="dxa"/>
+          </w:tcPr>
           <w:p>
             <w:r>
               <w:t xml:space="preserve">Г-образные (3+1)</w:t>
@@ -1530,7 +1890,9 @@
           </w:p>
         </w:tc>
         <w:tc>
-          <w:tcPr/>
+          <w:tcPr>
+            <w:tcW w:w="2340" w:type="dxa"/>
+          </w:tcPr>
           <w:p>
             <w:r>
               <w:t xml:space="preserve">8</w:t>
@@ -1538,7 +1900,9 @@
           </w:p>
         </w:tc>
         <w:tc>
-          <w:tcPr/>
+          <w:tcPr>
+            <w:tcW w:w="2340" w:type="dxa"/>
+          </w:tcPr>
           <w:p>
             <w:r>
               <w:t xml:space="preserve">4</w:t>
@@ -1546,7 +1910,9 @@
           </w:p>
         </w:tc>
         <w:tc>
-          <w:tcPr/>
+          <w:tcPr>
+            <w:tcW w:w="2340" w:type="dxa"/>
+          </w:tcPr>
           <w:p>
             <w:r>
               <w:t xml:space="preserve">32</w:t>
@@ -1556,7 +1922,9 @@
       </w:tr>
       <w:tr>
         <w:tc>
-          <w:tcPr/>
+          <w:tcPr>
+            <w:tcW w:w="2340" w:type="dxa"/>
+          </w:tcPr>
           <w:p>
             <w:r>
               <w:t xml:space="preserve">Итого</w:t>
@@ -1564,7 +1932,9 @@
           </w:p>
         </w:tc>
         <w:tc>
-          <w:tcPr/>
+          <w:tcPr>
+            <w:tcW w:w="2340" w:type="dxa"/>
+          </w:tcPr>
           <w:p>
             <w:r>
               <w:t xml:space="preserve">88</w:t>
@@ -1572,7 +1942,9 @@
           </w:p>
         </w:tc>
         <w:tc>
-          <w:tcPr/>
+          <w:tcPr>
+            <w:tcW w:w="2340" w:type="dxa"/>
+          </w:tcPr>
           <w:p>
             <w:r>
               <w:t xml:space="preserve">—</w:t>
@@ -1580,7 +1952,9 @@
           </w:p>
         </w:tc>
         <w:tc>
-          <w:tcPr/>
+          <w:tcPr>
+            <w:tcW w:w="2340" w:type="dxa"/>
+          </w:tcPr>
           <w:p>
             <w:r>
               <w:t xml:space="preserve">308</w:t>
@@ -1601,6 +1975,7 @@
     </w:p>
     <w:tbl>
       <w:tblPr>
+        <w:tblW w:w="0" w:type="auto"/>
         <w:tblBorders>
           <w:top w:val="single" w:sz="4" w:space="0" w:color="808080"/>
           <w:left w:val="single" w:sz="4" w:space="0" w:color="808080"/>
@@ -1609,10 +1984,17 @@
           <w:insideH w:val="single" w:sz="4" w:space="0" w:color="808080"/>
           <w:insideV w:val="single" w:sz="4" w:space="0" w:color="808080"/>
         </w:tblBorders>
+        <w:tblLayout w:type="autofit"/>
       </w:tblPr>
-      <w:tr>
-        <w:tc>
-          <w:tcPr/>
+      <w:tblGrid>
+        <w:gridCol w:w="4680"/>
+        <w:gridCol w:w="4680"/>
+      </w:tblGrid>
+      <w:tr>
+        <w:tc>
+          <w:tcPr>
+            <w:tcW w:w="4680" w:type="dxa"/>
+          </w:tcPr>
           <w:p>
             <w:r>
               <w:t xml:space="preserve">Прямые на 2 клетки (4)</w:t>
@@ -1620,7 +2002,9 @@
           </w:p>
         </w:tc>
         <w:tc>
-          <w:tcPr/>
+          <w:tcPr>
+            <w:tcW w:w="4680" w:type="dxa"/>
+          </w:tcPr>
           <w:p>
             <w:r>
               <w:t xml:space="preserve">ЛЛ · ПП · ВВ · НН</w:t>
@@ -1630,7 +2014,9 @@
       </w:tr>
       <w:tr>
         <w:tc>
-          <w:tcPr/>
+          <w:tcPr>
+            <w:tcW w:w="4680" w:type="dxa"/>
+          </w:tcPr>
           <w:p>
             <w:r>
               <w:t xml:space="preserve">Прямые на 3 клетки (4)</w:t>
@@ -1638,7 +2024,9 @@
           </w:p>
         </w:tc>
         <w:tc>
-          <w:tcPr/>
+          <w:tcPr>
+            <w:tcW w:w="4680" w:type="dxa"/>
+          </w:tcPr>
           <w:p>
             <w:r>
               <w:t xml:space="preserve">ЛЛЛ · ППП · ВВВ · ННН</w:t>
@@ -1648,7 +2036,9 @@
       </w:tr>
       <w:tr>
         <w:tc>
-          <w:tcPr/>
+          <w:tcPr>
+            <w:tcW w:w="4680" w:type="dxa"/>
+          </w:tcPr>
           <w:p>
             <w:r>
               <w:t xml:space="preserve">Двойные (1+2) (4)</w:t>
@@ -1656,7 +2046,9 @@
           </w:p>
         </w:tc>
         <w:tc>
-          <w:tcPr/>
+          <w:tcPr>
+            <w:tcW w:w="4680" w:type="dxa"/>
+          </w:tcPr>
           <w:p>
             <w:r>
               <w:t xml:space="preserve">Л+ЛЛ · П+ПП · В+ВВ · Н+НН</w:t>
@@ -1666,7 +2058,9 @@
       </w:tr>
       <w:tr>
         <w:tc>
-          <w:tcPr/>
+          <w:tcPr>
+            <w:tcW w:w="4680" w:type="dxa"/>
+          </w:tcPr>
           <w:p>
             <w:r>
               <w:t xml:space="preserve">Обратные (1+2) (4)</w:t>
@@ -1674,7 +2068,9 @@
           </w:p>
         </w:tc>
         <w:tc>
-          <w:tcPr/>
+          <w:tcPr>
+            <w:tcW w:w="4680" w:type="dxa"/>
+          </w:tcPr>
           <w:p>
             <w:r>
               <w:t xml:space="preserve">ЛПП · ПЛЛ · ВНН · НВВ</w:t>
@@ -1684,7 +2080,9 @@
       </w:tr>
       <w:tr>
         <w:tc>
-          <w:tcPr/>
+          <w:tcPr>
+            <w:tcW w:w="4680" w:type="dxa"/>
+          </w:tcPr>
           <w:p>
             <w:r>
               <w:t xml:space="preserve">Г-образные (1+2) (8)</w:t>
@@ -1692,7 +2090,9 @@
           </w:p>
         </w:tc>
         <w:tc>
-          <w:tcPr/>
+          <w:tcPr>
+            <w:tcW w:w="4680" w:type="dxa"/>
+          </w:tcPr>
           <w:p>
             <w:r>
               <w:t xml:space="preserve">ЛВВ · ЛНН · ПВВ · ПНН · ВЛЛ · ВПП · НЛЛ · НПП</w:t>
@@ -1702,7 +2102,9 @@
       </w:tr>
       <w:tr>
         <w:tc>
-          <w:tcPr/>
+          <w:tcPr>
+            <w:tcW w:w="4680" w:type="dxa"/>
+          </w:tcPr>
           <w:p>
             <w:r>
               <w:t xml:space="preserve">Двойные (2+1) (4)</w:t>
@@ -1710,7 +2112,9 @@
           </w:p>
         </w:tc>
         <w:tc>
-          <w:tcPr/>
+          <w:tcPr>
+            <w:tcW w:w="4680" w:type="dxa"/>
+          </w:tcPr>
           <w:p>
             <w:r>
               <w:t xml:space="preserve">ЛЛ+Л · ПП+П · ВВ+В · НН+Н</w:t>
@@ -1720,7 +2124,9 @@
       </w:tr>
       <w:tr>
         <w:tc>
-          <w:tcPr/>
+          <w:tcPr>
+            <w:tcW w:w="4680" w:type="dxa"/>
+          </w:tcPr>
           <w:p>
             <w:r>
               <w:t xml:space="preserve">Обратные (2+1) (4)</w:t>
@@ -1728,7 +2134,9 @@
           </w:p>
         </w:tc>
         <w:tc>
-          <w:tcPr/>
+          <w:tcPr>
+            <w:tcW w:w="4680" w:type="dxa"/>
+          </w:tcPr>
           <w:p>
             <w:r>
               <w:t xml:space="preserve">ЛЛП · ППЛ · ВВН · ННВ</w:t>
@@ -1738,7 +2146,9 @@
       </w:tr>
       <w:tr>
         <w:tc>
-          <w:tcPr/>
+          <w:tcPr>
+            <w:tcW w:w="4680" w:type="dxa"/>
+          </w:tcPr>
           <w:p>
             <w:r>
               <w:t xml:space="preserve">Г-образные (2+1) (8)</w:t>
@@ -1746,7 +2156,9 @@
           </w:p>
         </w:tc>
         <w:tc>
-          <w:tcPr/>
+          <w:tcPr>
+            <w:tcW w:w="4680" w:type="dxa"/>
+          </w:tcPr>
           <w:p>
             <w:r>
               <w:t xml:space="preserve">ЛЛВ · ЛЛН · ППВ · ППН · ВВЛ · ВВП · ННЛ · ННП</w:t>
@@ -1756,7 +2168,9 @@
       </w:tr>
       <w:tr>
         <w:tc>
-          <w:tcPr/>
+          <w:tcPr>
+            <w:tcW w:w="4680" w:type="dxa"/>
+          </w:tcPr>
           <w:p>
             <w:r>
               <w:t xml:space="preserve">Прямые на 4 клетки (4)</w:t>
@@ -1764,7 +2178,9 @@
           </w:p>
         </w:tc>
         <w:tc>
-          <w:tcPr/>
+          <w:tcPr>
+            <w:tcW w:w="4680" w:type="dxa"/>
+          </w:tcPr>
           <w:p>
             <w:r>
               <w:t xml:space="preserve">ЛЛЛЛ · ПППП · ВВВВ · НННН</w:t>
@@ -1774,7 +2190,9 @@
       </w:tr>
       <w:tr>
         <w:tc>
-          <w:tcPr/>
+          <w:tcPr>
+            <w:tcW w:w="4680" w:type="dxa"/>
+          </w:tcPr>
           <w:p>
             <w:r>
               <w:t xml:space="preserve">Двойные (1+3) (4)</w:t>
@@ -1782,7 +2200,9 @@
           </w:p>
         </w:tc>
         <w:tc>
-          <w:tcPr/>
+          <w:tcPr>
+            <w:tcW w:w="4680" w:type="dxa"/>
+          </w:tcPr>
           <w:p>
             <w:r>
               <w:t xml:space="preserve">Л+ЛЛЛ · П+ППП · В+ВВВ · Н+ННН</w:t>
@@ -1792,7 +2212,9 @@
       </w:tr>
       <w:tr>
         <w:tc>
-          <w:tcPr/>
+          <w:tcPr>
+            <w:tcW w:w="4680" w:type="dxa"/>
+          </w:tcPr>
           <w:p>
             <w:r>
               <w:t xml:space="preserve">Обратные (1+3) (4)</w:t>
@@ -1800,7 +2222,9 @@
           </w:p>
         </w:tc>
         <w:tc>
-          <w:tcPr/>
+          <w:tcPr>
+            <w:tcW w:w="4680" w:type="dxa"/>
+          </w:tcPr>
           <w:p>
             <w:r>
               <w:t xml:space="preserve">ЛППП · ПЛЛЛ · ВННН · НВВВ</w:t>
@@ -1810,7 +2234,9 @@
       </w:tr>
       <w:tr>
         <w:tc>
-          <w:tcPr/>
+          <w:tcPr>
+            <w:tcW w:w="4680" w:type="dxa"/>
+          </w:tcPr>
           <w:p>
             <w:r>
               <w:t xml:space="preserve">Г-образные (1+3) (8)</w:t>
@@ -1818,7 +2244,9 @@
           </w:p>
         </w:tc>
         <w:tc>
-          <w:tcPr/>
+          <w:tcPr>
+            <w:tcW w:w="4680" w:type="dxa"/>
+          </w:tcPr>
           <w:p>
             <w:r>
               <w:t xml:space="preserve">ЛВВВ · ЛННН · ПВВВ · ПННН · ВЛЛЛ · ВППП · НЛЛЛ · НППП</w:t>
@@ -1828,7 +2256,9 @@
       </w:tr>
       <w:tr>
         <w:tc>
-          <w:tcPr/>
+          <w:tcPr>
+            <w:tcW w:w="4680" w:type="dxa"/>
+          </w:tcPr>
           <w:p>
             <w:r>
               <w:t xml:space="preserve">Двойные (2+2) (4)</w:t>
@@ -1836,7 +2266,9 @@
           </w:p>
         </w:tc>
         <w:tc>
-          <w:tcPr/>
+          <w:tcPr>
+            <w:tcW w:w="4680" w:type="dxa"/>
+          </w:tcPr>
           <w:p>
             <w:r>
               <w:t xml:space="preserve">ЛЛ+ЛЛ · ПП+ПП · ВВ+ВВ · НН+НН</w:t>
@@ -1846,7 +2278,9 @@
       </w:tr>
       <w:tr>
         <w:tc>
-          <w:tcPr/>
+          <w:tcPr>
+            <w:tcW w:w="4680" w:type="dxa"/>
+          </w:tcPr>
           <w:p>
             <w:r>
               <w:t xml:space="preserve">Г-образные (2+2) (8)</w:t>
@@ -1854,7 +2288,9 @@
           </w:p>
         </w:tc>
         <w:tc>
-          <w:tcPr/>
+          <w:tcPr>
+            <w:tcW w:w="4680" w:type="dxa"/>
+          </w:tcPr>
           <w:p>
             <w:r>
               <w:t xml:space="preserve">ЛЛВВ · ЛЛНН · ППВВ · ППНН · ВВЛЛ · ВВПП · ННЛЛ · ННПП</w:t>
@@ -1864,7 +2300,9 @@
       </w:tr>
       <w:tr>
         <w:tc>
-          <w:tcPr/>
+          <w:tcPr>
+            <w:tcW w:w="4680" w:type="dxa"/>
+          </w:tcPr>
           <w:p>
             <w:r>
               <w:t xml:space="preserve">Двойные (3+1) (4)</w:t>
@@ -1872,7 +2310,9 @@
           </w:p>
         </w:tc>
         <w:tc>
-          <w:tcPr/>
+          <w:tcPr>
+            <w:tcW w:w="4680" w:type="dxa"/>
+          </w:tcPr>
           <w:p>
             <w:r>
               <w:t xml:space="preserve">ЛЛЛ+Л · ППП+П · ВВВ+В · ННН+Н</w:t>
@@ -1882,7 +2322,9 @@
       </w:tr>
       <w:tr>
         <w:tc>
-          <w:tcPr/>
+          <w:tcPr>
+            <w:tcW w:w="4680" w:type="dxa"/>
+          </w:tcPr>
           <w:p>
             <w:r>
               <w:t xml:space="preserve">Обратные (3+1) (4)</w:t>
@@ -1890,7 +2332,9 @@
           </w:p>
         </w:tc>
         <w:tc>
-          <w:tcPr/>
+          <w:tcPr>
+            <w:tcW w:w="4680" w:type="dxa"/>
+          </w:tcPr>
           <w:p>
             <w:r>
               <w:t xml:space="preserve">ЛЛЛП · ПППЛ · ВВВН · НННВ</w:t>
@@ -1900,7 +2344,9 @@
       </w:tr>
       <w:tr>
         <w:tc>
-          <w:tcPr/>
+          <w:tcPr>
+            <w:tcW w:w="4680" w:type="dxa"/>
+          </w:tcPr>
           <w:p>
             <w:r>
               <w:t xml:space="preserve">Г-образные (3+1) (8)</w:t>
@@ -1908,7 +2354,9 @@
           </w:p>
         </w:tc>
         <w:tc>
-          <w:tcPr/>
+          <w:tcPr>
+            <w:tcW w:w="4680" w:type="dxa"/>
+          </w:tcPr>
           <w:p>
             <w:r>
               <w:t xml:space="preserve">ЛЛЛВ · ЛЛЛН · ПППВ · ПППН · ВВВЛ · ВВВП · НННЛ · НННП</w:t>
@@ -1934,7 +2382,7 @@
     </w:p>
     <w:p>
       <w:r>
-        <w:t xml:space="preserve">81 клеток × 88 ходов = 7 128 вариаций.</w:t>
+        <w:t xml:space="preserve">81 клетка × 88 ходов = 7 128 вариаций.</w:t>
       </w:r>
     </w:p>
     <w:p>
@@ -1973,6 +2421,7 @@
     </w:p>
     <w:tbl>
       <w:tblPr>
+        <w:tblW w:w="0" w:type="auto"/>
         <w:tblBorders>
           <w:top w:val="single" w:sz="4" w:space="0" w:color="808080"/>
           <w:left w:val="single" w:sz="4" w:space="0" w:color="808080"/>
@@ -1981,10 +2430,25 @@
           <w:insideH w:val="single" w:sz="4" w:space="0" w:color="808080"/>
           <w:insideV w:val="single" w:sz="4" w:space="0" w:color="808080"/>
         </w:tblBorders>
+        <w:tblLayout w:type="autofit"/>
       </w:tblPr>
-      <w:tr>
-        <w:tc>
-          <w:tcPr/>
+      <w:tblGrid>
+        <w:gridCol w:w="936"/>
+        <w:gridCol w:w="936"/>
+        <w:gridCol w:w="936"/>
+        <w:gridCol w:w="936"/>
+        <w:gridCol w:w="936"/>
+        <w:gridCol w:w="936"/>
+        <w:gridCol w:w="936"/>
+        <w:gridCol w:w="936"/>
+        <w:gridCol w:w="936"/>
+        <w:gridCol w:w="936"/>
+      </w:tblGrid>
+      <w:tr>
+        <w:tc>
+          <w:tcPr>
+            <w:tcW w:w="936" w:type="dxa"/>
+          </w:tcPr>
           <w:p>
             <w:r>
               <w:t xml:space="preserve"/>
@@ -1992,7 +2456,9 @@
           </w:p>
         </w:tc>
         <w:tc>
-          <w:tcPr/>
+          <w:tcPr>
+            <w:tcW w:w="936" w:type="dxa"/>
+          </w:tcPr>
           <w:p>
             <w:r>
               <w:t xml:space="preserve">Ст. 1</w:t>
@@ -2000,7 +2466,9 @@
           </w:p>
         </w:tc>
         <w:tc>
-          <w:tcPr/>
+          <w:tcPr>
+            <w:tcW w:w="936" w:type="dxa"/>
+          </w:tcPr>
           <w:p>
             <w:r>
               <w:t xml:space="preserve">Ст. 2</w:t>
@@ -2008,7 +2476,9 @@
           </w:p>
         </w:tc>
         <w:tc>
-          <w:tcPr/>
+          <w:tcPr>
+            <w:tcW w:w="936" w:type="dxa"/>
+          </w:tcPr>
           <w:p>
             <w:r>
               <w:t xml:space="preserve">Ст. 3</w:t>
@@ -2016,7 +2486,9 @@
           </w:p>
         </w:tc>
         <w:tc>
-          <w:tcPr/>
+          <w:tcPr>
+            <w:tcW w:w="936" w:type="dxa"/>
+          </w:tcPr>
           <w:p>
             <w:r>
               <w:t xml:space="preserve">Ст. 4</w:t>
@@ -2024,7 +2496,9 @@
           </w:p>
         </w:tc>
         <w:tc>
-          <w:tcPr/>
+          <w:tcPr>
+            <w:tcW w:w="936" w:type="dxa"/>
+          </w:tcPr>
           <w:p>
             <w:r>
               <w:t xml:space="preserve">Ст. 5</w:t>
@@ -2032,7 +2506,9 @@
           </w:p>
         </w:tc>
         <w:tc>
-          <w:tcPr/>
+          <w:tcPr>
+            <w:tcW w:w="936" w:type="dxa"/>
+          </w:tcPr>
           <w:p>
             <w:r>
               <w:t xml:space="preserve">Ст. 6</w:t>
@@ -2040,7 +2516,9 @@
           </w:p>
         </w:tc>
         <w:tc>
-          <w:tcPr/>
+          <w:tcPr>
+            <w:tcW w:w="936" w:type="dxa"/>
+          </w:tcPr>
           <w:p>
             <w:r>
               <w:t xml:space="preserve">Ст. 7</w:t>
@@ -2048,7 +2526,9 @@
           </w:p>
         </w:tc>
         <w:tc>
-          <w:tcPr/>
+          <w:tcPr>
+            <w:tcW w:w="936" w:type="dxa"/>
+          </w:tcPr>
           <w:p>
             <w:r>
               <w:t xml:space="preserve">Ст. 8</w:t>
@@ -2056,7 +2536,9 @@
           </w:p>
         </w:tc>
         <w:tc>
-          <w:tcPr/>
+          <w:tcPr>
+            <w:tcW w:w="936" w:type="dxa"/>
+          </w:tcPr>
           <w:p>
             <w:r>
               <w:t xml:space="preserve">Ст. 9</w:t>
@@ -2066,7 +2548,9 @@
       </w:tr>
       <w:tr>
         <w:tc>
-          <w:tcPr/>
+          <w:tcPr>
+            <w:tcW w:w="936" w:type="dxa"/>
+          </w:tcPr>
           <w:p>
             <w:r>
               <w:t xml:space="preserve">Строка 1</w:t>
@@ -2074,7 +2558,9 @@
           </w:p>
         </w:tc>
         <w:tc>
-          <w:tcPr/>
+          <w:tcPr>
+            <w:tcW w:w="936" w:type="dxa"/>
+          </w:tcPr>
           <w:p>
             <w:r>
               <w:t xml:space="preserve">34</w:t>
@@ -2082,7 +2568,9 @@
           </w:p>
         </w:tc>
         <w:tc>
-          <w:tcPr/>
+          <w:tcPr>
+            <w:tcW w:w="936" w:type="dxa"/>
+          </w:tcPr>
           <w:p>
             <w:r>
               <w:t xml:space="preserve">40</w:t>
@@ -2090,7 +2578,9 @@
           </w:p>
         </w:tc>
         <w:tc>
-          <w:tcPr/>
+          <w:tcPr>
+            <w:tcW w:w="936" w:type="dxa"/>
+          </w:tcPr>
           <w:p>
             <w:r>
               <w:t xml:space="preserve">47</w:t>
@@ -2098,7 +2588,9 @@
           </w:p>
         </w:tc>
         <w:tc>
-          <w:tcPr/>
+          <w:tcPr>
+            <w:tcW w:w="936" w:type="dxa"/>
+          </w:tcPr>
           <w:p>
             <w:r>
               <w:t xml:space="preserve">52</w:t>
@@ -2106,7 +2598,9 @@
           </w:p>
         </w:tc>
         <w:tc>
-          <w:tcPr/>
+          <w:tcPr>
+            <w:tcW w:w="936" w:type="dxa"/>
+          </w:tcPr>
           <w:p>
             <w:r>
               <w:t xml:space="preserve">56</w:t>
@@ -2114,7 +2608,9 @@
           </w:p>
         </w:tc>
         <w:tc>
-          <w:tcPr/>
+          <w:tcPr>
+            <w:tcW w:w="936" w:type="dxa"/>
+          </w:tcPr>
           <w:p>
             <w:r>
               <w:t xml:space="preserve">52</w:t>
@@ -2122,7 +2618,9 @@
           </w:p>
         </w:tc>
         <w:tc>
-          <w:tcPr/>
+          <w:tcPr>
+            <w:tcW w:w="936" w:type="dxa"/>
+          </w:tcPr>
           <w:p>
             <w:r>
               <w:t xml:space="preserve">47</w:t>
@@ -2130,7 +2628,9 @@
           </w:p>
         </w:tc>
         <w:tc>
-          <w:tcPr/>
+          <w:tcPr>
+            <w:tcW w:w="936" w:type="dxa"/>
+          </w:tcPr>
           <w:p>
             <w:r>
               <w:t xml:space="preserve">40</w:t>
@@ -2138,7 +2638,9 @@
           </w:p>
         </w:tc>
         <w:tc>
-          <w:tcPr/>
+          <w:tcPr>
+            <w:tcW w:w="936" w:type="dxa"/>
+          </w:tcPr>
           <w:p>
             <w:r>
               <w:t xml:space="preserve">34</w:t>
@@ -2148,7 +2650,9 @@
       </w:tr>
       <w:tr>
         <w:tc>
-          <w:tcPr/>
+          <w:tcPr>
+            <w:tcW w:w="936" w:type="dxa"/>
+          </w:tcPr>
           <w:p>
             <w:r>
               <w:t xml:space="preserve">Строка 2</w:t>
@@ -2156,7 +2660,9 @@
           </w:p>
         </w:tc>
         <w:tc>
-          <w:tcPr/>
+          <w:tcPr>
+            <w:tcW w:w="936" w:type="dxa"/>
+          </w:tcPr>
           <w:p>
             <w:r>
               <w:t xml:space="preserve">40</w:t>
@@ -2164,7 +2670,9 @@
           </w:p>
         </w:tc>
         <w:tc>
-          <w:tcPr/>
+          <w:tcPr>
+            <w:tcW w:w="936" w:type="dxa"/>
+          </w:tcPr>
           <w:p>
             <w:r>
               <w:t xml:space="preserve">46</w:t>
@@ -2172,7 +2680,9 @@
           </w:p>
         </w:tc>
         <w:tc>
-          <w:tcPr/>
+          <w:tcPr>
+            <w:tcW w:w="936" w:type="dxa"/>
+          </w:tcPr>
           <w:p>
             <w:r>
               <w:t xml:space="preserve">55</w:t>
@@ -2180,7 +2690,9 @@
           </w:p>
         </w:tc>
         <w:tc>
-          <w:tcPr/>
+          <w:tcPr>
+            <w:tcW w:w="936" w:type="dxa"/>
+          </w:tcPr>
           <w:p>
             <w:r>
               <w:t xml:space="preserve">62</w:t>
@@ -2188,7 +2700,9 @@
           </w:p>
         </w:tc>
         <w:tc>
-          <w:tcPr/>
+          <w:tcPr>
+            <w:tcW w:w="936" w:type="dxa"/>
+          </w:tcPr>
           <w:p>
             <w:r>
               <w:t xml:space="preserve">66</w:t>
@@ -2196,7 +2710,9 @@
           </w:p>
         </w:tc>
         <w:tc>
-          <w:tcPr/>
+          <w:tcPr>
+            <w:tcW w:w="936" w:type="dxa"/>
+          </w:tcPr>
           <w:p>
             <w:r>
               <w:t xml:space="preserve">62</w:t>
@@ -2204,7 +2720,9 @@
           </w:p>
         </w:tc>
         <w:tc>
-          <w:tcPr/>
+          <w:tcPr>
+            <w:tcW w:w="936" w:type="dxa"/>
+          </w:tcPr>
           <w:p>
             <w:r>
               <w:t xml:space="preserve">55</w:t>
@@ -2212,7 +2730,9 @@
           </w:p>
         </w:tc>
         <w:tc>
-          <w:tcPr/>
+          <w:tcPr>
+            <w:tcW w:w="936" w:type="dxa"/>
+          </w:tcPr>
           <w:p>
             <w:r>
               <w:t xml:space="preserve">46</w:t>
@@ -2220,7 +2740,9 @@
           </w:p>
         </w:tc>
         <w:tc>
-          <w:tcPr/>
+          <w:tcPr>
+            <w:tcW w:w="936" w:type="dxa"/>
+          </w:tcPr>
           <w:p>
             <w:r>
               <w:t xml:space="preserve">40</w:t>
@@ -2230,7 +2752,9 @@
       </w:tr>
       <w:tr>
         <w:tc>
-          <w:tcPr/>
+          <w:tcPr>
+            <w:tcW w:w="936" w:type="dxa"/>
+          </w:tcPr>
           <w:p>
             <w:r>
               <w:t xml:space="preserve">Строка 3</w:t>
@@ -2238,7 +2762,9 @@
           </w:p>
         </w:tc>
         <w:tc>
-          <w:tcPr/>
+          <w:tcPr>
+            <w:tcW w:w="936" w:type="dxa"/>
+          </w:tcPr>
           <w:p>
             <w:r>
               <w:t xml:space="preserve">47</w:t>
@@ -2246,7 +2772,9 @@
           </w:p>
         </w:tc>
         <w:tc>
-          <w:tcPr/>
+          <w:tcPr>
+            <w:tcW w:w="936" w:type="dxa"/>
+          </w:tcPr>
           <w:p>
             <w:r>
               <w:t xml:space="preserve">55</w:t>
@@ -2254,7 +2782,9 @@
           </w:p>
         </w:tc>
         <w:tc>
-          <w:tcPr/>
+          <w:tcPr>
+            <w:tcW w:w="936" w:type="dxa"/>
+          </w:tcPr>
           <w:p>
             <w:r>
               <w:t xml:space="preserve">66</w:t>
@@ -2262,7 +2792,9 @@
           </w:p>
         </w:tc>
         <w:tc>
-          <w:tcPr/>
+          <w:tcPr>
+            <w:tcW w:w="936" w:type="dxa"/>
+          </w:tcPr>
           <w:p>
             <w:r>
               <w:t xml:space="preserve">73</w:t>
@@ -2270,7 +2802,9 @@
           </w:p>
         </w:tc>
         <w:tc>
-          <w:tcPr/>
+          <w:tcPr>
+            <w:tcW w:w="936" w:type="dxa"/>
+          </w:tcPr>
           <w:p>
             <w:r>
               <w:t xml:space="preserve">77</w:t>
@@ -2278,7 +2812,9 @@
           </w:p>
         </w:tc>
         <w:tc>
-          <w:tcPr/>
+          <w:tcPr>
+            <w:tcW w:w="936" w:type="dxa"/>
+          </w:tcPr>
           <w:p>
             <w:r>
               <w:t xml:space="preserve">73</w:t>
@@ -2286,7 +2822,9 @@
           </w:p>
         </w:tc>
         <w:tc>
-          <w:tcPr/>
+          <w:tcPr>
+            <w:tcW w:w="936" w:type="dxa"/>
+          </w:tcPr>
           <w:p>
             <w:r>
               <w:t xml:space="preserve">66</w:t>
@@ -2294,7 +2832,9 @@
           </w:p>
         </w:tc>
         <w:tc>
-          <w:tcPr/>
+          <w:tcPr>
+            <w:tcW w:w="936" w:type="dxa"/>
+          </w:tcPr>
           <w:p>
             <w:r>
               <w:t xml:space="preserve">55</w:t>
@@ -2302,7 +2842,9 @@
           </w:p>
         </w:tc>
         <w:tc>
-          <w:tcPr/>
+          <w:tcPr>
+            <w:tcW w:w="936" w:type="dxa"/>
+          </w:tcPr>
           <w:p>
             <w:r>
               <w:t xml:space="preserve">47</w:t>
@@ -2312,7 +2854,9 @@
       </w:tr>
       <w:tr>
         <w:tc>
-          <w:tcPr/>
+          <w:tcPr>
+            <w:tcW w:w="936" w:type="dxa"/>
+          </w:tcPr>
           <w:p>
             <w:r>
               <w:t xml:space="preserve">Строка 4</w:t>
@@ -2320,7 +2864,9 @@
           </w:p>
         </w:tc>
         <w:tc>
-          <w:tcPr/>
+          <w:tcPr>
+            <w:tcW w:w="936" w:type="dxa"/>
+          </w:tcPr>
           <w:p>
             <w:r>
               <w:t xml:space="preserve">52</w:t>
@@ -2328,7 +2874,9 @@
           </w:p>
         </w:tc>
         <w:tc>
-          <w:tcPr/>
+          <w:tcPr>
+            <w:tcW w:w="936" w:type="dxa"/>
+          </w:tcPr>
           <w:p>
             <w:r>
               <w:t xml:space="preserve">62</w:t>
@@ -2336,7 +2884,9 @@
           </w:p>
         </w:tc>
         <w:tc>
-          <w:tcPr/>
+          <w:tcPr>
+            <w:tcW w:w="936" w:type="dxa"/>
+          </w:tcPr>
           <w:p>
             <w:r>
               <w:t xml:space="preserve">73</w:t>
@@ -2344,7 +2894,9 @@
           </w:p>
         </w:tc>
         <w:tc>
-          <w:tcPr/>
+          <w:tcPr>
+            <w:tcW w:w="936" w:type="dxa"/>
+          </w:tcPr>
           <w:p>
             <w:r>
               <w:t xml:space="preserve">80</w:t>
@@ -2352,7 +2904,9 @@
           </w:p>
         </w:tc>
         <w:tc>
-          <w:tcPr/>
+          <w:tcPr>
+            <w:tcW w:w="936" w:type="dxa"/>
+          </w:tcPr>
           <w:p>
             <w:r>
               <w:t xml:space="preserve">84</w:t>
@@ -2360,7 +2914,9 @@
           </w:p>
         </w:tc>
         <w:tc>
-          <w:tcPr/>
+          <w:tcPr>
+            <w:tcW w:w="936" w:type="dxa"/>
+          </w:tcPr>
           <w:p>
             <w:r>
               <w:t xml:space="preserve">80</w:t>
@@ -2368,7 +2924,9 @@
           </w:p>
         </w:tc>
         <w:tc>
-          <w:tcPr/>
+          <w:tcPr>
+            <w:tcW w:w="936" w:type="dxa"/>
+          </w:tcPr>
           <w:p>
             <w:r>
               <w:t xml:space="preserve">73</w:t>
@@ -2376,7 +2934,9 @@
           </w:p>
         </w:tc>
         <w:tc>
-          <w:tcPr/>
+          <w:tcPr>
+            <w:tcW w:w="936" w:type="dxa"/>
+          </w:tcPr>
           <w:p>
             <w:r>
               <w:t xml:space="preserve">62</w:t>
@@ -2384,7 +2944,9 @@
           </w:p>
         </w:tc>
         <w:tc>
-          <w:tcPr/>
+          <w:tcPr>
+            <w:tcW w:w="936" w:type="dxa"/>
+          </w:tcPr>
           <w:p>
             <w:r>
               <w:t xml:space="preserve">52</w:t>
@@ -2394,7 +2956,9 @@
       </w:tr>
       <w:tr>
         <w:tc>
-          <w:tcPr/>
+          <w:tcPr>
+            <w:tcW w:w="936" w:type="dxa"/>
+          </w:tcPr>
           <w:p>
             <w:r>
               <w:t xml:space="preserve">Строка 5</w:t>
@@ -2402,7 +2966,9 @@
           </w:p>
         </w:tc>
         <w:tc>
-          <w:tcPr/>
+          <w:tcPr>
+            <w:tcW w:w="936" w:type="dxa"/>
+          </w:tcPr>
           <w:p>
             <w:r>
               <w:t xml:space="preserve">56</w:t>
@@ -2410,7 +2976,9 @@
           </w:p>
         </w:tc>
         <w:tc>
-          <w:tcPr/>
+          <w:tcPr>
+            <w:tcW w:w="936" w:type="dxa"/>
+          </w:tcPr>
           <w:p>
             <w:r>
               <w:t xml:space="preserve">66</w:t>
@@ -2418,7 +2986,9 @@
           </w:p>
         </w:tc>
         <w:tc>
-          <w:tcPr/>
+          <w:tcPr>
+            <w:tcW w:w="936" w:type="dxa"/>
+          </w:tcPr>
           <w:p>
             <w:r>
               <w:t xml:space="preserve">77</w:t>
@@ -2426,7 +2996,9 @@
           </w:p>
         </w:tc>
         <w:tc>
-          <w:tcPr/>
+          <w:tcPr>
+            <w:tcW w:w="936" w:type="dxa"/>
+          </w:tcPr>
           <w:p>
             <w:r>
               <w:t xml:space="preserve">84</w:t>
@@ -2434,7 +3006,9 @@
           </w:p>
         </w:tc>
         <w:tc>
-          <w:tcPr/>
+          <w:tcPr>
+            <w:tcW w:w="936" w:type="dxa"/>
+          </w:tcPr>
           <w:p>
             <w:r>
               <w:t xml:space="preserve">88</w:t>
@@ -2442,7 +3016,9 @@
           </w:p>
         </w:tc>
         <w:tc>
-          <w:tcPr/>
+          <w:tcPr>
+            <w:tcW w:w="936" w:type="dxa"/>
+          </w:tcPr>
           <w:p>
             <w:r>
               <w:t xml:space="preserve">84</w:t>
@@ -2450,7 +3026,9 @@
           </w:p>
         </w:tc>
         <w:tc>
-          <w:tcPr/>
+          <w:tcPr>
+            <w:tcW w:w="936" w:type="dxa"/>
+          </w:tcPr>
           <w:p>
             <w:r>
               <w:t xml:space="preserve">77</w:t>
@@ -2458,7 +3036,9 @@
           </w:p>
         </w:tc>
         <w:tc>
-          <w:tcPr/>
+          <w:tcPr>
+            <w:tcW w:w="936" w:type="dxa"/>
+          </w:tcPr>
           <w:p>
             <w:r>
               <w:t xml:space="preserve">66</w:t>
@@ -2466,7 +3046,9 @@
           </w:p>
         </w:tc>
         <w:tc>
-          <w:tcPr/>
+          <w:tcPr>
+            <w:tcW w:w="936" w:type="dxa"/>
+          </w:tcPr>
           <w:p>
             <w:r>
               <w:t xml:space="preserve">56</w:t>
@@ -2476,7 +3058,9 @@
       </w:tr>
       <w:tr>
         <w:tc>
-          <w:tcPr/>
+          <w:tcPr>
+            <w:tcW w:w="936" w:type="dxa"/>
+          </w:tcPr>
           <w:p>
             <w:r>
               <w:t xml:space="preserve">Строка 6</w:t>
@@ -2484,7 +3068,9 @@
           </w:p>
         </w:tc>
         <w:tc>
-          <w:tcPr/>
+          <w:tcPr>
+            <w:tcW w:w="936" w:type="dxa"/>
+          </w:tcPr>
           <w:p>
             <w:r>
               <w:t xml:space="preserve">52</w:t>
@@ -2492,7 +3078,9 @@
           </w:p>
         </w:tc>
         <w:tc>
-          <w:tcPr/>
+          <w:tcPr>
+            <w:tcW w:w="936" w:type="dxa"/>
+          </w:tcPr>
           <w:p>
             <w:r>
               <w:t xml:space="preserve">62</w:t>
@@ -2500,7 +3088,9 @@
           </w:p>
         </w:tc>
         <w:tc>
-          <w:tcPr/>
+          <w:tcPr>
+            <w:tcW w:w="936" w:type="dxa"/>
+          </w:tcPr>
           <w:p>
             <w:r>
               <w:t xml:space="preserve">73</w:t>
@@ -2508,7 +3098,9 @@
           </w:p>
         </w:tc>
         <w:tc>
-          <w:tcPr/>
+          <w:tcPr>
+            <w:tcW w:w="936" w:type="dxa"/>
+          </w:tcPr>
           <w:p>
             <w:r>
               <w:t xml:space="preserve">80</w:t>
@@ -2516,7 +3108,9 @@
           </w:p>
         </w:tc>
         <w:tc>
-          <w:tcPr/>
+          <w:tcPr>
+            <w:tcW w:w="936" w:type="dxa"/>
+          </w:tcPr>
           <w:p>
             <w:r>
               <w:t xml:space="preserve">84</w:t>
@@ -2524,7 +3118,9 @@
           </w:p>
         </w:tc>
         <w:tc>
-          <w:tcPr/>
+          <w:tcPr>
+            <w:tcW w:w="936" w:type="dxa"/>
+          </w:tcPr>
           <w:p>
             <w:r>
               <w:t xml:space="preserve">80</w:t>
@@ -2532,7 +3128,9 @@
           </w:p>
         </w:tc>
         <w:tc>
-          <w:tcPr/>
+          <w:tcPr>
+            <w:tcW w:w="936" w:type="dxa"/>
+          </w:tcPr>
           <w:p>
             <w:r>
               <w:t xml:space="preserve">73</w:t>
@@ -2540,7 +3138,9 @@
           </w:p>
         </w:tc>
         <w:tc>
-          <w:tcPr/>
+          <w:tcPr>
+            <w:tcW w:w="936" w:type="dxa"/>
+          </w:tcPr>
           <w:p>
             <w:r>
               <w:t xml:space="preserve">62</w:t>
@@ -2548,7 +3148,9 @@
           </w:p>
         </w:tc>
         <w:tc>
-          <w:tcPr/>
+          <w:tcPr>
+            <w:tcW w:w="936" w:type="dxa"/>
+          </w:tcPr>
           <w:p>
             <w:r>
               <w:t xml:space="preserve">52</w:t>
@@ -2558,7 +3160,9 @@
       </w:tr>
       <w:tr>
         <w:tc>
-          <w:tcPr/>
+          <w:tcPr>
+            <w:tcW w:w="936" w:type="dxa"/>
+          </w:tcPr>
           <w:p>
             <w:r>
               <w:t xml:space="preserve">Строка 7</w:t>
@@ -2566,7 +3170,9 @@
           </w:p>
         </w:tc>
         <w:tc>
-          <w:tcPr/>
+          <w:tcPr>
+            <w:tcW w:w="936" w:type="dxa"/>
+          </w:tcPr>
           <w:p>
             <w:r>
               <w:t xml:space="preserve">47</w:t>
@@ -2574,7 +3180,9 @@
           </w:p>
         </w:tc>
         <w:tc>
-          <w:tcPr/>
+          <w:tcPr>
+            <w:tcW w:w="936" w:type="dxa"/>
+          </w:tcPr>
           <w:p>
             <w:r>
               <w:t xml:space="preserve">55</w:t>
@@ -2582,7 +3190,9 @@
           </w:p>
         </w:tc>
         <w:tc>
-          <w:tcPr/>
+          <w:tcPr>
+            <w:tcW w:w="936" w:type="dxa"/>
+          </w:tcPr>
           <w:p>
             <w:r>
               <w:t xml:space="preserve">66</w:t>
@@ -2590,7 +3200,9 @@
           </w:p>
         </w:tc>
         <w:tc>
-          <w:tcPr/>
+          <w:tcPr>
+            <w:tcW w:w="936" w:type="dxa"/>
+          </w:tcPr>
           <w:p>
             <w:r>
               <w:t xml:space="preserve">73</w:t>
@@ -2598,7 +3210,9 @@
           </w:p>
         </w:tc>
         <w:tc>
-          <w:tcPr/>
+          <w:tcPr>
+            <w:tcW w:w="936" w:type="dxa"/>
+          </w:tcPr>
           <w:p>
             <w:r>
               <w:t xml:space="preserve">77</w:t>
@@ -2606,7 +3220,9 @@
           </w:p>
         </w:tc>
         <w:tc>
-          <w:tcPr/>
+          <w:tcPr>
+            <w:tcW w:w="936" w:type="dxa"/>
+          </w:tcPr>
           <w:p>
             <w:r>
               <w:t xml:space="preserve">73</w:t>
@@ -2614,7 +3230,9 @@
           </w:p>
         </w:tc>
         <w:tc>
-          <w:tcPr/>
+          <w:tcPr>
+            <w:tcW w:w="936" w:type="dxa"/>
+          </w:tcPr>
           <w:p>
             <w:r>
               <w:t xml:space="preserve">66</w:t>
@@ -2622,7 +3240,9 @@
           </w:p>
         </w:tc>
         <w:tc>
-          <w:tcPr/>
+          <w:tcPr>
+            <w:tcW w:w="936" w:type="dxa"/>
+          </w:tcPr>
           <w:p>
             <w:r>
               <w:t xml:space="preserve">55</w:t>
@@ -2630,7 +3250,9 @@
           </w:p>
         </w:tc>
         <w:tc>
-          <w:tcPr/>
+          <w:tcPr>
+            <w:tcW w:w="936" w:type="dxa"/>
+          </w:tcPr>
           <w:p>
             <w:r>
               <w:t xml:space="preserve">47</w:t>
@@ -2640,7 +3262,9 @@
       </w:tr>
       <w:tr>
         <w:tc>
-          <w:tcPr/>
+          <w:tcPr>
+            <w:tcW w:w="936" w:type="dxa"/>
+          </w:tcPr>
           <w:p>
             <w:r>
               <w:t xml:space="preserve">Строка 8</w:t>
@@ -2648,7 +3272,9 @@
           </w:p>
         </w:tc>
         <w:tc>
-          <w:tcPr/>
+          <w:tcPr>
+            <w:tcW w:w="936" w:type="dxa"/>
+          </w:tcPr>
           <w:p>
             <w:r>
               <w:t xml:space="preserve">40</w:t>
@@ -2656,7 +3282,9 @@
           </w:p>
         </w:tc>
         <w:tc>
-          <w:tcPr/>
+          <w:tcPr>
+            <w:tcW w:w="936" w:type="dxa"/>
+          </w:tcPr>
           <w:p>
             <w:r>
               <w:t xml:space="preserve">46</w:t>
@@ -2664,7 +3292,9 @@
           </w:p>
         </w:tc>
         <w:tc>
-          <w:tcPr/>
+          <w:tcPr>
+            <w:tcW w:w="936" w:type="dxa"/>
+          </w:tcPr>
           <w:p>
             <w:r>
               <w:t xml:space="preserve">55</w:t>
@@ -2672,7 +3302,9 @@
           </w:p>
         </w:tc>
         <w:tc>
-          <w:tcPr/>
+          <w:tcPr>
+            <w:tcW w:w="936" w:type="dxa"/>
+          </w:tcPr>
           <w:p>
             <w:r>
               <w:t xml:space="preserve">62</w:t>
@@ -2680,7 +3312,9 @@
           </w:p>
         </w:tc>
         <w:tc>
-          <w:tcPr/>
+          <w:tcPr>
+            <w:tcW w:w="936" w:type="dxa"/>
+          </w:tcPr>
           <w:p>
             <w:r>
               <w:t xml:space="preserve">66</w:t>
@@ -2688,7 +3322,9 @@
           </w:p>
         </w:tc>
         <w:tc>
-          <w:tcPr/>
+          <w:tcPr>
+            <w:tcW w:w="936" w:type="dxa"/>
+          </w:tcPr>
           <w:p>
             <w:r>
               <w:t xml:space="preserve">62</w:t>
@@ -2696,7 +3332,9 @@
           </w:p>
         </w:tc>
         <w:tc>
-          <w:tcPr/>
+          <w:tcPr>
+            <w:tcW w:w="936" w:type="dxa"/>
+          </w:tcPr>
           <w:p>
             <w:r>
               <w:t xml:space="preserve">55</w:t>
@@ -2704,7 +3342,9 @@
           </w:p>
         </w:tc>
         <w:tc>
-          <w:tcPr/>
+          <w:tcPr>
+            <w:tcW w:w="936" w:type="dxa"/>
+          </w:tcPr>
           <w:p>
             <w:r>
               <w:t xml:space="preserve">46</w:t>
@@ -2712,7 +3352,9 @@
           </w:p>
         </w:tc>
         <w:tc>
-          <w:tcPr/>
+          <w:tcPr>
+            <w:tcW w:w="936" w:type="dxa"/>
+          </w:tcPr>
           <w:p>
             <w:r>
               <w:t xml:space="preserve">40</w:t>
@@ -2722,7 +3364,9 @@
       </w:tr>
       <w:tr>
         <w:tc>
-          <w:tcPr/>
+          <w:tcPr>
+            <w:tcW w:w="936" w:type="dxa"/>
+          </w:tcPr>
           <w:p>
             <w:r>
               <w:t xml:space="preserve">Строка 9</w:t>
@@ -2730,7 +3374,9 @@
           </w:p>
         </w:tc>
         <w:tc>
-          <w:tcPr/>
+          <w:tcPr>
+            <w:tcW w:w="936" w:type="dxa"/>
+          </w:tcPr>
           <w:p>
             <w:r>
               <w:t xml:space="preserve">34</w:t>
@@ -2738,7 +3384,9 @@
           </w:p>
         </w:tc>
         <w:tc>
-          <w:tcPr/>
+          <w:tcPr>
+            <w:tcW w:w="936" w:type="dxa"/>
+          </w:tcPr>
           <w:p>
             <w:r>
               <w:t xml:space="preserve">40</w:t>
@@ -2746,7 +3394,9 @@
           </w:p>
         </w:tc>
         <w:tc>
-          <w:tcPr/>
+          <w:tcPr>
+            <w:tcW w:w="936" w:type="dxa"/>
+          </w:tcPr>
           <w:p>
             <w:r>
               <w:t xml:space="preserve">47</w:t>
@@ -2754,7 +3404,9 @@
           </w:p>
         </w:tc>
         <w:tc>
-          <w:tcPr/>
+          <w:tcPr>
+            <w:tcW w:w="936" w:type="dxa"/>
+          </w:tcPr>
           <w:p>
             <w:r>
               <w:t xml:space="preserve">52</w:t>
@@ -2762,7 +3414,9 @@
           </w:p>
         </w:tc>
         <w:tc>
-          <w:tcPr/>
+          <w:tcPr>
+            <w:tcW w:w="936" w:type="dxa"/>
+          </w:tcPr>
           <w:p>
             <w:r>
               <w:t xml:space="preserve">56</w:t>
@@ -2770,7 +3424,9 @@
           </w:p>
         </w:tc>
         <w:tc>
-          <w:tcPr/>
+          <w:tcPr>
+            <w:tcW w:w="936" w:type="dxa"/>
+          </w:tcPr>
           <w:p>
             <w:r>
               <w:t xml:space="preserve">52</w:t>
@@ -2778,7 +3434,9 @@
           </w:p>
         </w:tc>
         <w:tc>
-          <w:tcPr/>
+          <w:tcPr>
+            <w:tcW w:w="936" w:type="dxa"/>
+          </w:tcPr>
           <w:p>
             <w:r>
               <w:t xml:space="preserve">47</w:t>
@@ -2786,7 +3444,9 @@
           </w:p>
         </w:tc>
         <w:tc>
-          <w:tcPr/>
+          <w:tcPr>
+            <w:tcW w:w="936" w:type="dxa"/>
+          </w:tcPr>
           <w:p>
             <w:r>
               <w:t xml:space="preserve">40</w:t>
@@ -2794,7 +3454,9 @@
           </w:p>
         </w:tc>
         <w:tc>
-          <w:tcPr/>
+          <w:tcPr>
+            <w:tcW w:w="936" w:type="dxa"/>
+          </w:tcPr>
           <w:p>
             <w:r>
               <w:t xml:space="preserve">34</w:t>
@@ -2806,7 +3468,7 @@
     <w:p/>
     <w:p>
       <w:r>
-        <w:t xml:space="preserve">Минимум — в углах (34 ходов, 54 тупиков), максимум — в центре поля (88 ходов, 0 тупиков).</w:t>
+        <w:t xml:space="preserve">Минимум — в углах (34 хода, 54 тупика), максимум — в центре поля (88 ходов, 0 тупиков).</w:t>
       </w:r>
     </w:p>
     <w:p>
@@ -2859,6 +3521,7 @@
     </w:p>
     <w:tbl>
       <w:tblPr>
+        <w:tblW w:w="0" w:type="auto"/>
         <w:tblBorders>
           <w:top w:val="single" w:sz="4" w:space="0" w:color="808080"/>
           <w:left w:val="single" w:sz="4" w:space="0" w:color="808080"/>
@@ -2867,10 +3530,18 @@
           <w:insideH w:val="single" w:sz="4" w:space="0" w:color="808080"/>
           <w:insideV w:val="single" w:sz="4" w:space="0" w:color="808080"/>
         </w:tblBorders>
+        <w:tblLayout w:type="autofit"/>
       </w:tblPr>
-      <w:tr>
-        <w:tc>
-          <w:tcPr/>
+      <w:tblGrid>
+        <w:gridCol w:w="3120"/>
+        <w:gridCol w:w="3120"/>
+        <w:gridCol w:w="3120"/>
+      </w:tblGrid>
+      <w:tr>
+        <w:tc>
+          <w:tcPr>
+            <w:tcW w:w="3120" w:type="dxa"/>
+          </w:tcPr>
           <w:p>
             <w:r>
               <w:t xml:space="preserve">№</w:t>
@@ -2878,7 +3549,9 @@
           </w:p>
         </w:tc>
         <w:tc>
-          <w:tcPr/>
+          <w:tcPr>
+            <w:tcW w:w="3120" w:type="dxa"/>
+          </w:tcPr>
           <w:p>
             <w:r>
               <w:t xml:space="preserve">Расстановка</w:t>
@@ -2886,7 +3559,9 @@
           </w:p>
         </w:tc>
         <w:tc>
-          <w:tcPr/>
+          <w:tcPr>
+            <w:tcW w:w="3120" w:type="dxa"/>
+          </w:tcPr>
           <w:p>
             <w:r>
               <w:t xml:space="preserve">Ходы</w:t>
@@ -2896,7 +3571,9 @@
       </w:tr>
       <w:tr>
         <w:tc>
-          <w:tcPr/>
+          <w:tcPr>
+            <w:tcW w:w="3120" w:type="dxa"/>
+          </w:tcPr>
           <w:p>
             <w:r>
               <w:t xml:space="preserve">1</w:t>
@@ -2904,7 +3581,9 @@
           </w:p>
         </w:tc>
         <w:tc>
-          <w:tcPr/>
+          <w:tcPr>
+            <w:tcW w:w="3120" w:type="dxa"/>
+          </w:tcPr>
           <w:p>
             <w:r>
               <w:t xml:space="preserve">старт ① 71, ② 97; преграды: 49, 62, 66, 67, 79</w:t>
@@ -2912,7 +3591,9 @@
           </w:p>
         </w:tc>
         <w:tc>
-          <w:tcPr/>
+          <w:tcPr>
+            <w:tcW w:w="3120" w:type="dxa"/>
+          </w:tcPr>
           <w:p>
             <w:r>
               <w:t xml:space="preserve">②ППНН(С) · ①НННП(Д) · ①ВППП(С) · ①ЛЛЛ(Д) · ①НВВВ(Д) · ②Л+ЛЛ(С) · ①ППН(Д) · ②ПНН(С) · ②ЛЛЛВ(С) · ②ННП(С) · ②ВВВ(Д) · ②ВВ(Д) · ②ПППЛ(С) · ①ЛЛ+Л(Д) · ②ВВ+ВВ(С) · ②В+ВВВ(С) · ②ВНН(Д) · ②ЛЛП(Д) · ①ННН+Н(Д) · ①НВВ(Д) · ②ПВВВ(С) · ①ЛЛЛ+Л(С) · ①ПП(С) · ①НН(Д) · ①Н+ННН(С) · ①ЛЛ(Д) · ②ВВВП(С) · ①ЛППП(Д)</w:t>
@@ -2922,7 +3603,9 @@
       </w:tr>
       <w:tr>
         <w:tc>
-          <w:tcPr/>
+          <w:tcPr>
+            <w:tcW w:w="3120" w:type="dxa"/>
+          </w:tcPr>
           <w:p>
             <w:r>
               <w:t xml:space="preserve">2</w:t>
@@ -2930,7 +3613,9 @@
           </w:p>
         </w:tc>
         <w:tc>
-          <w:tcPr/>
+          <w:tcPr>
+            <w:tcW w:w="3120" w:type="dxa"/>
+          </w:tcPr>
           <w:p>
             <w:r>
               <w:t xml:space="preserve">старт ① 16, ② 55; преграды: 26, 29, 34, 63, 88</w:t>
@@ -2938,7 +3623,9 @@
           </w:p>
         </w:tc>
         <w:tc>
-          <w:tcPr/>
+          <w:tcPr>
+            <w:tcW w:w="3120" w:type="dxa"/>
+          </w:tcPr>
           <w:p>
             <w:r>
               <w:t xml:space="preserve">①ЛЛП(С) · ②ЛЛНН(Д) · ②ПВВВ(Д) · ①ВВВВ(Д) · ①ВЛЛЛ(С) · ①ППП(Д) · ②В+ВВВ(С) · ②НВВВ(С) · ②Н+ННН(Д) · ①ПППП(Д) · ②НН+Н(С) · ②ПЛЛЛ(Д) · ②НВВ(Д) · ①ВВ(С) · ①ПП+П(С) · ②ЛЛЛЛ(С) · ②ЛЛЛП(С) · ②ВВП(Д) · ①П+ППП(С) · ①ППЛ(Д) · ①ПП+ПП(С) · ②ПННН(Д) · ②ЛЛЛ(Д) · ②Л+ЛЛ(С) · ①ЛЛВВ(С) · ①ПППЛ(С) · ①ВЛЛ(Д) · ①Н+НН(Д)</w:t>
@@ -2948,7 +3635,9 @@
       </w:tr>
       <w:tr>
         <w:tc>
-          <w:tcPr/>
+          <w:tcPr>
+            <w:tcW w:w="3120" w:type="dxa"/>
+          </w:tcPr>
           <w:p>
             <w:r>
               <w:t xml:space="preserve">3</w:t>
@@ -2956,7 +3645,9 @@
           </w:p>
         </w:tc>
         <w:tc>
-          <w:tcPr/>
+          <w:tcPr>
+            <w:tcW w:w="3120" w:type="dxa"/>
+          </w:tcPr>
           <w:p>
             <w:r>
               <w:t xml:space="preserve">старт ① 85, ② 45; преграды: 13, 16, 23, 42, 63</w:t>
@@ -2964,7 +3655,9 @@
           </w:p>
         </w:tc>
         <w:tc>
-          <w:tcPr/>
+          <w:tcPr>
+            <w:tcW w:w="3120" w:type="dxa"/>
+          </w:tcPr>
           <w:p>
             <w:r>
               <w:t xml:space="preserve">②ЛЛНН(Д) · ②ЛЛ+Л(С) · ①ПВВВ(Д) · ①ЛВВВ(С) · ②Л+ЛЛЛ(С) · ②Л+ЛЛ(С) · ①ППВ(С) · ②ВВВЛ(Д) · ②ППВВ(Д) · ②ВВВ+В(С) · ①ПППП(С) · ①ННН+Н(Д) · ②ПП+П(Д) · ①ЛППП(С) · ①ЛНН(Д) · ②ПП+ПП(С) · ②ННВ(С) · ②ПППВ(Д) · ②НН+Н(Д) · ①ННЛ(С) · ①ННЛЛ(С) · ①ЛННН(С) · ②ЛЛ+ЛЛ(Д) · ①НННВ(С) · ①В+ВВВ(Д) · ①Н+НН(Д) · ②НППП(Д) · ①ВВП(Д)</w:t>
@@ -2974,7 +3667,9 @@
       </w:tr>
       <w:tr>
         <w:tc>
-          <w:tcPr/>
+          <w:tcPr>
+            <w:tcW w:w="3120" w:type="dxa"/>
+          </w:tcPr>
           <w:p>
             <w:r>
               <w:t xml:space="preserve">4</w:t>
@@ -2982,7 +3677,9 @@
           </w:p>
         </w:tc>
         <w:tc>
-          <w:tcPr/>
+          <w:tcPr>
+            <w:tcW w:w="3120" w:type="dxa"/>
+          </w:tcPr>
           <w:p>
             <w:r>
               <w:t xml:space="preserve">старт ① 97, ② 38; преграды: 17, 34, 55, 58, 63</w:t>
@@ -2990,7 +3687,9 @@
           </w:p>
         </w:tc>
         <w:tc>
-          <w:tcPr/>
+          <w:tcPr>
+            <w:tcW w:w="3120" w:type="dxa"/>
+          </w:tcPr>
           <w:p>
             <w:r>
               <w:t xml:space="preserve">①ВВВ(Д) · ①ННВ(Д) · ②ЛППП(С) · ②Л+ЛЛЛ(С) · ②ВВ+ВВ(С) · ①ПНН(С) · ①ЛЛЛН(Д) · ①НННЛ(Д) · ①ПЛЛЛ(Д) · ②НЛЛЛ(С) · ①ВВН(С) · ①ПЛЛ(Д) · ②ВННН(С) · ①ВВПП(Д) · ②НВВ(Д) · ②ПППЛ(Д) · ②ЛЛЛЛ(С) · ①П+ППП(Д) · ①Л+ЛЛ(С) · ②ПВВВ(Д) · ②ПППВ(Д) · ①ППВ(С) · ②ЛЛ+Л(С) · ①НННН(С) · ②ПППП(С) · ②ВВЛ(Д) · ①ПВВ(Д) · ②ППВВ(С)</w:t>
@@ -3000,7 +3699,9 @@
       </w:tr>
       <w:tr>
         <w:tc>
-          <w:tcPr/>
+          <w:tcPr>
+            <w:tcW w:w="3120" w:type="dxa"/>
+          </w:tcPr>
           <w:p>
             <w:r>
               <w:t xml:space="preserve">5</w:t>
@@ -3008,7 +3709,9 @@
           </w:p>
         </w:tc>
         <w:tc>
-          <w:tcPr/>
+          <w:tcPr>
+            <w:tcW w:w="3120" w:type="dxa"/>
+          </w:tcPr>
           <w:p>
             <w:r>
               <w:t xml:space="preserve">старт ① 65, ② 46; преграды: 27, 42, 63, 83, 97</w:t>
@@ -3016,7 +3719,9 @@
           </w:p>
         </w:tc>
         <w:tc>
-          <w:tcPr/>
+          <w:tcPr>
+            <w:tcW w:w="3120" w:type="dxa"/>
+          </w:tcPr>
           <w:p>
             <w:r>
               <w:t xml:space="preserve">①ННЛ(Д) · ①НННН(С) · ①ННН(С) · ②ПППП(Д) · ①НННЛ(С) · ①П+ППП(С) · ②ЛПП(Д) · ②ППП(С) · ①ННВ(Д) · ②ННН+Н(С) · ①ВВ+В(Д) · ②ВВВЛ(С) · ②ПП+П(С) · ①ВВВП(Д) · ②ВНН(С) · ①ППЛ(Д) · ②ЛВВВ(С) · ②ЛЛ+ЛЛ(Д) · ①ЛЛНН(Д) · ②ЛННН(Д) · ①ПППН(Д) · ①ВВ+ВВ(Д) · ①НВВВ(С) · ①ВВЛ(С) · ②ННПП(С) · ②ПВВ(Д) · ②ЛЛ(Д) · ②Н+ННН(С)</w:t>
@@ -3026,7 +3731,9 @@
       </w:tr>
       <w:tr>
         <w:tc>
-          <w:tcPr/>
+          <w:tcPr>
+            <w:tcW w:w="3120" w:type="dxa"/>
+          </w:tcPr>
           <w:p>
             <w:r>
               <w:t xml:space="preserve">6</w:t>
@@ -3034,7 +3741,9 @@
           </w:p>
         </w:tc>
         <w:tc>
-          <w:tcPr/>
+          <w:tcPr>
+            <w:tcW w:w="3120" w:type="dxa"/>
+          </w:tcPr>
           <w:p>
             <w:r>
               <w:t xml:space="preserve">старт ① 85, ② 15; преграды: 14, 18, 48, 58, 98</w:t>
@@ -3042,7 +3751,9 @@
           </w:p>
         </w:tc>
         <w:tc>
-          <w:tcPr/>
+          <w:tcPr>
+            <w:tcW w:w="3120" w:type="dxa"/>
+          </w:tcPr>
           <w:p>
             <w:r>
               <w:t xml:space="preserve">②ННЛ(С) · ①ЛЛП(Д) · ①ПННН(Д) · ②НННН(Д) · ①ВВ+В(Д) · ②НПП(С) · ②ВВПП(Д) · ②ННП(Д) · ①НННП(С) · ②ВПП(Д) · ②НННВ(С) · ②НППП(Д) · ②Л+ЛЛЛ(Д) · ①ННН(Д) · ①НННЛ(С) · ①ПППН(С) · ②НЛЛЛ(С) · ②Н+НН(С) · ②ВНН(С) · ①ПП+ПП(С) · ①ЛЛЛЛ(С) · ①ЛППП(С) · ①ВВН(Д) · ①П+ППП(С) · ②ЛЛН(С) · ①ВВЛЛ(Д) · ①ЛЛ(Д) · ②Л+ЛЛ(Д)</w:t>
@@ -3052,7 +3763,9 @@
       </w:tr>
       <w:tr>
         <w:tc>
-          <w:tcPr/>
+          <w:tcPr>
+            <w:tcW w:w="3120" w:type="dxa"/>
+          </w:tcPr>
           <w:p>
             <w:r>
               <w:t xml:space="preserve">7</w:t>
@@ -3060,7 +3773,9 @@
           </w:p>
         </w:tc>
         <w:tc>
-          <w:tcPr/>
+          <w:tcPr>
+            <w:tcW w:w="3120" w:type="dxa"/>
+          </w:tcPr>
           <w:p>
             <w:r>
               <w:t xml:space="preserve">старт ① 55, ② 86; преграды: 21, 32, 35, 89, 96</w:t>
@@ -3068,7 +3783,9 @@
           </w:p>
         </w:tc>
         <w:tc>
-          <w:tcPr/>
+          <w:tcPr>
+            <w:tcW w:w="3120" w:type="dxa"/>
+          </w:tcPr>
           <w:p>
             <w:r>
               <w:t xml:space="preserve">①ППВ(Д) · ①НЛЛЛ(Д) · ①ППВВ(Д) · ②ЛЛЛ+Л(Д) · ②ЛЛ+Л(Д) · ①ПППП(С) · ②НЛЛ(С) · ②НН+НН(С) · ②ВВВЛ(С) · ①ННН+Н(Д) · ②ННЛ(С) · ②ВВВН(Д) · ①НПП(Д) · ①ННВ(С) · ②ПП+ПП(Д) · ①ППП+П(С) · ①ННП(С) · ①ПНН(С) · ①Н+ННН(С) · ①ПППЛ(С) · ①НННН(С) · ②ЛВВ(Д) · ②ЛЛП(С) · ①ПЛЛЛ(Д) · ②ВВН(Д) · ②ВННН(Д) · ②ВППП(Д) · ②НППП(С)</w:t>
@@ -3078,7 +3795,9 @@
       </w:tr>
       <w:tr>
         <w:tc>
-          <w:tcPr/>
+          <w:tcPr>
+            <w:tcW w:w="3120" w:type="dxa"/>
+          </w:tcPr>
           <w:p>
             <w:r>
               <w:t xml:space="preserve">8</w:t>
@@ -3086,7 +3805,9 @@
           </w:p>
         </w:tc>
         <w:tc>
-          <w:tcPr/>
+          <w:tcPr>
+            <w:tcW w:w="3120" w:type="dxa"/>
+          </w:tcPr>
           <w:p>
             <w:r>
               <w:t xml:space="preserve">старт ① 41, ② 89; преграды: 53, 75, 85, 91, 93</w:t>
@@ -3094,7 +3815,9 @@
           </w:p>
         </w:tc>
         <w:tc>
-          <w:tcPr/>
+          <w:tcPr>
+            <w:tcW w:w="3120" w:type="dxa"/>
+          </w:tcPr>
           <w:p>
             <w:r>
               <w:t xml:space="preserve">②НННН(С) · ②ВВЛЛ(Д) · ②ЛЛЛ+Л(Д) · ②Л+ЛЛ(С) · ①ЛВВ(С) · ②ВВПП(Д) · ①НППП(Д) · ①ПЛЛ(Д) · ②ВЛЛ(Д) · ①ВВ(С) · ②ПППВ(С) · ②ВВ+В(Д) · ②ВВВ+В(С) · ①ВВЛ(С) · ①ННН(Д) · ②ЛЛ(С) · ①П+ПП(Д) · ①ПП+П(С) · ①ЛЛЛ(Д) · ②ВВВП(С) · ①ВВВЛ(Д) · ①ПВВ(С) · ②НЛЛЛ(С) · ②НННЛ(Д) · ①ПВВВ(С) · ①ВЛЛЛ(Д) · ②ННВ(Д) · ①ВППП(С)</w:t>
@@ -3104,7 +3827,9 @@
       </w:tr>
       <w:tr>
         <w:tc>
-          <w:tcPr/>
+          <w:tcPr>
+            <w:tcW w:w="3120" w:type="dxa"/>
+          </w:tcPr>
           <w:p>
             <w:r>
               <w:t xml:space="preserve">9</w:t>
@@ -3112,7 +3837,9 @@
           </w:p>
         </w:tc>
         <w:tc>
-          <w:tcPr/>
+          <w:tcPr>
+            <w:tcW w:w="3120" w:type="dxa"/>
+          </w:tcPr>
           <w:p>
             <w:r>
               <w:t xml:space="preserve">старт ① 36, ② 79; преграды: 24, 25, 32, 39, 68</w:t>
@@ -3120,7 +3847,9 @@
           </w:p>
         </w:tc>
         <w:tc>
-          <w:tcPr/>
+          <w:tcPr>
+            <w:tcW w:w="3120" w:type="dxa"/>
+          </w:tcPr>
           <w:p>
             <w:r>
               <w:t xml:space="preserve">①ПППН(Д) · ②ЛЛ+Л(Д) · ①ЛПП(Д) · ②ЛЛЛ+Л(С) · ②ПЛЛЛ(Д) · ①ЛЛ(Д) · ①ННЛ(Д) · ①ЛННН(С) · ①ВВ+ВВ(Д) · ②НН+Н(С) · ①ПППВ(Д) · ②ВВВВ(С) · ①ЛЛЛН(Д) · ②ППЛ(С) · ①ППВ(Д) · ①ЛЛН(Д) · ②ППНН(С) · ①П+ППП(Д) · ②Н+ННН(С) · ②ВЛЛЛ(С) · ②ЛППП(Д) · ①ВВВП(Д) · ②ПНН(С) · ①В+ВВ(С) · ②ЛЛНН(С) · ①ПВВ(С) · ②ВНН(С) · ②ВННН(С)</w:t>
@@ -3130,7 +3859,9 @@
       </w:tr>
       <w:tr>
         <w:tc>
-          <w:tcPr/>
+          <w:tcPr>
+            <w:tcW w:w="3120" w:type="dxa"/>
+          </w:tcPr>
           <w:p>
             <w:r>
               <w:t xml:space="preserve">10</w:t>
@@ -3138,7 +3869,9 @@
           </w:p>
         </w:tc>
         <w:tc>
-          <w:tcPr/>
+          <w:tcPr>
+            <w:tcW w:w="3120" w:type="dxa"/>
+          </w:tcPr>
           <w:p>
             <w:r>
               <w:t xml:space="preserve">старт ① 73, ② 99; преграды: 14, 42, 45, 47, 95</w:t>
@@ -3146,7 +3879,9 @@
           </w:p>
         </w:tc>
         <w:tc>
-          <w:tcPr/>
+          <w:tcPr>
+            <w:tcW w:w="3120" w:type="dxa"/>
+          </w:tcPr>
           <w:p>
             <w:r>
               <w:t xml:space="preserve">②ПППН(С) · ①ЛППП(Д) · ①ЛЛВ(Д) · ②ВВ+ВВ(С) · ①ПП+П(С) · ①ЛЛН(Д) · ②ППН(С) · ①НННП(Д) · ①ВВЛ(Д) · ①ВВЛЛ(Д) · ②НЛЛ(С) · ①ЛВВ(С) · ②ВВВП(С) · ②ПВВВ(С) · ②ПП+ПП(С) · ②ЛЛНН(С) · ②ЛВВВ(Д) · ②ВПП(С) · ②ПЛЛ(Д) · ②НН+НН(С) · ①ЛЛ+ЛЛ(С) · ①НН(Д) · ①НН+Н(Д) · ①В+ВВВ(Д) · ②ПППВ(С) · ①П+ПП(Д) · ①НННН(Д) · ②ВВП(Д)</w:t>
